--- a/FPA/3 (Loops and branching instructions)/Report.docx
+++ b/FPA/3 (Loops and branching instructions)/Report.docx
@@ -755,7 +755,6 @@
     <w:p>
       <w:pPr>
         <w:ind w:firstLine="709"/>
-        <w:jc w:val="both"/>
         <w:rPr>
           <w:rFonts w:ascii="Times New Roman" w:hAnsi="Times New Roman" w:cs="Times New Roman"/>
         </w:rPr>
@@ -764,7 +763,13 @@
         <w:rPr>
           <w:rFonts w:ascii="Times New Roman" w:hAnsi="Times New Roman" w:cs="Times New Roman"/>
         </w:rPr>
-        <w:t>По выданному преподавателем варианту определить функцию, вычисляемую программой, область представления и область допустимых значений исходных данных и результата, выполнить трассировку программы, предложить вариант с меньшим числом команд. При выполнении работы представлять результат и все операнды арифметических операций знаковыми числами, а логических операций набором из шестнадцати логических значений.</w:t>
+        <w:t>По выданному преподавателем варианту восстановить текст заданного варианта программы, определить предназначение и составить описание программы, определить область представления и область допустимых значений исходных данных и результата,</w:t>
+      </w:r>
+      <w:r>
+        <w:rPr>
+          <w:rFonts w:ascii="Times New Roman" w:hAnsi="Times New Roman" w:cs="Times New Roman"/>
+        </w:rPr>
+        <w:t xml:space="preserve"> выполнить трассировку программы.</w:t>
       </w:r>
     </w:p>
     <w:p>
@@ -779,7 +784,7 @@
           <w:noProof/>
         </w:rPr>
         <w:drawing>
-          <wp:inline distT="0" distB="0" distL="0" distR="0" wp14:anchorId="21B750FF" wp14:editId="10AB0368">
+          <wp:inline distT="0" distB="0" distL="0" distR="0" wp14:anchorId="05C62D28" wp14:editId="1EBF0EFB">
             <wp:extent cx="2209992" cy="2362405"/>
             <wp:effectExtent l="0" t="0" r="0" b="0"/>
             <wp:docPr id="1080397606" name="Рисунок 1"/>
@@ -814,6 +819,13 @@
           </wp:inline>
         </w:drawing>
       </w:r>
+    </w:p>
+    <w:p>
+      <w:pPr>
+        <w:rPr>
+          <w:rFonts w:ascii="Times New Roman" w:hAnsi="Times New Roman" w:cs="Times New Roman"/>
+        </w:rPr>
+      </w:pPr>
       <w:r>
         <w:rPr>
           <w:rFonts w:ascii="Times New Roman" w:hAnsi="Times New Roman" w:cs="Times New Roman"/>
@@ -1911,7 +1923,6 @@
               </w:rPr>
               <w:t xml:space="preserve"> = 7</w:t>
             </w:r>
-            <w:proofErr w:type="gramStart"/>
             <w:r>
               <w:rPr>
                 <w:rFonts w:ascii="Times New Roman" w:hAnsi="Times New Roman" w:cs="Times New Roman"/>
@@ -1932,15 +1943,7 @@
                 <w:rFonts w:ascii="Times New Roman" w:hAnsi="Times New Roman" w:cs="Times New Roman"/>
                 <w:sz w:val="20"/>
               </w:rPr>
-              <w:t xml:space="preserve"> -</w:t>
-            </w:r>
-            <w:proofErr w:type="gramEnd"/>
-            <w:r>
-              <w:rPr>
-                <w:rFonts w:ascii="Times New Roman" w:hAnsi="Times New Roman" w:cs="Times New Roman"/>
-                <w:sz w:val="20"/>
-              </w:rPr>
-              <w:t xml:space="preserve"> обмен ст./мл. байтов слова</w:t>
+              <w:t xml:space="preserve"> - обмен ст./мл. байтов слова</w:t>
             </w:r>
           </w:p>
         </w:tc>
@@ -2768,7 +2771,6 @@
               </w:rPr>
               <w:t xml:space="preserve"> </w:t>
             </w:r>
-            <w:proofErr w:type="gramStart"/>
             <w:r>
               <w:rPr>
                 <w:rFonts w:ascii="Times New Roman" w:hAnsi="Times New Roman" w:cs="Times New Roman"/>
@@ -2793,7 +2795,6 @@
               </w:rPr>
               <w:t>+</w:t>
             </w:r>
-            <w:proofErr w:type="gramEnd"/>
           </w:p>
         </w:tc>
         <w:tc>
@@ -2852,7 +2853,6 @@
               </w:rPr>
               <w:t xml:space="preserve"> </w:t>
             </w:r>
-            <w:proofErr w:type="gramStart"/>
             <w:r>
               <w:rPr>
                 <w:rFonts w:ascii="Times New Roman" w:hAnsi="Times New Roman" w:cs="Times New Roman"/>
@@ -2888,7 +2888,6 @@
               </w:rPr>
               <w:t xml:space="preserve"> </w:t>
             </w:r>
-            <w:proofErr w:type="gramEnd"/>
             <w:r>
               <w:rPr>
                 <w:rFonts w:ascii="Times New Roman" w:hAnsi="Times New Roman" w:cs="Times New Roman"/>
@@ -3740,7 +3739,6 @@
                 <w:sz w:val="20"/>
               </w:rPr>
             </w:pPr>
-            <w:proofErr w:type="gramStart"/>
             <w:r>
               <w:rPr>
                 <w:rFonts w:ascii="Times New Roman" w:hAnsi="Times New Roman" w:cs="Times New Roman"/>
@@ -3754,15 +3752,7 @@
                 <w:rFonts w:ascii="Times New Roman" w:hAnsi="Times New Roman" w:cs="Times New Roman"/>
                 <w:sz w:val="20"/>
               </w:rPr>
-              <w:t>(</w:t>
-            </w:r>
-            <w:proofErr w:type="gramEnd"/>
-            <w:r>
-              <w:rPr>
-                <w:rFonts w:ascii="Times New Roman" w:hAnsi="Times New Roman" w:cs="Times New Roman"/>
-                <w:sz w:val="20"/>
-              </w:rPr>
-              <w:t xml:space="preserve">593)-1 -&gt; 593; </w:t>
+              <w:t xml:space="preserve">(593)-1 -&gt; 593; </w:t>
             </w:r>
             <w:r>
               <w:rPr>
@@ -3771,7 +3761,6 @@
               </w:rPr>
               <w:t xml:space="preserve">если </w:t>
             </w:r>
-            <w:proofErr w:type="gramStart"/>
             <w:r>
               <w:rPr>
                 <w:rFonts w:ascii="Times New Roman" w:hAnsi="Times New Roman" w:cs="Times New Roman"/>
@@ -3785,15 +3774,7 @@
                 <w:rFonts w:ascii="Times New Roman" w:hAnsi="Times New Roman" w:cs="Times New Roman"/>
                 <w:sz w:val="20"/>
               </w:rPr>
-              <w:t>(</w:t>
-            </w:r>
-            <w:proofErr w:type="gramEnd"/>
-            <w:r>
-              <w:rPr>
-                <w:rFonts w:ascii="Times New Roman" w:hAnsi="Times New Roman" w:cs="Times New Roman"/>
-                <w:sz w:val="20"/>
-              </w:rPr>
-              <w:t xml:space="preserve">593) &lt;= 0, </w:t>
+              <w:t xml:space="preserve">(593) &lt;= 0, </w:t>
             </w:r>
             <w:r>
               <w:rPr>
@@ -5000,7 +4981,6 @@
           <w:color w:val="000000" w:themeColor="text1"/>
         </w:rPr>
       </w:pPr>
-      <w:proofErr w:type="gramStart"/>
       <w:r>
         <w:rPr>
           <w:rFonts w:ascii="Times New Roman" w:hAnsi="Times New Roman" w:cs="Times New Roman"/>
@@ -5027,7 +5007,6 @@
         </w:rPr>
         <w:t>B</w:t>
       </w:r>
-      <w:proofErr w:type="gramEnd"/>
       <w:r>
         <w:rPr>
           <w:rFonts w:ascii="Times New Roman" w:hAnsi="Times New Roman" w:cs="Times New Roman"/>
@@ -6102,18 +6081,15 @@
         <w:br w:type="page"/>
       </w:r>
       <w:bookmarkStart w:id="2" w:name="_Toc87370219"/>
-      <w:proofErr w:type="spellStart"/>
       <w:r>
         <w:rPr>
           <w:rFonts w:ascii="Times New Roman" w:hAnsi="Times New Roman" w:cs="Times New Roman"/>
           <w:b/>
           <w:bCs/>
         </w:rPr>
-        <w:lastRenderedPageBreak/>
         <w:t>Трассировк</w:t>
       </w:r>
       <w:bookmarkEnd w:id="2"/>
-      <w:proofErr w:type="spellEnd"/>
       <w:r>
         <w:rPr>
           <w:rFonts w:ascii="Times New Roman" w:hAnsi="Times New Roman" w:cs="Times New Roman"/>
@@ -12543,7 +12519,6 @@
                 <w:rFonts w:ascii="Times New Roman" w:hAnsi="Times New Roman" w:cs="Times New Roman"/>
                 <w:szCs w:val="24"/>
               </w:rPr>
-              <w:lastRenderedPageBreak/>
               <w:t>59D</w:t>
             </w:r>
           </w:p>
@@ -21460,7 +21435,6 @@
           <w:sz w:val="36"/>
           <w:szCs w:val="36"/>
         </w:rPr>
-        <w:lastRenderedPageBreak/>
         <w:t>Вывод</w:t>
       </w:r>
       <w:bookmarkEnd w:id="3"/>
@@ -21590,7 +21564,6 @@
           <w:rFonts w:ascii="Times New Roman" w:hAnsi="Times New Roman" w:cs="Times New Roman"/>
           <w:color w:val="000000"/>
         </w:rPr>
-        <w:lastRenderedPageBreak/>
         <w:t>Список литературы</w:t>
       </w:r>
       <w:bookmarkEnd w:id="5"/>
@@ -21614,23 +21587,7 @@
           <w:rFonts w:ascii="Times New Roman" w:eastAsia="Times New Roman" w:hAnsi="Times New Roman" w:cs="Times New Roman"/>
           <w:lang w:eastAsia="ru-RU" w:bidi="ar-SA"/>
         </w:rPr>
-        <w:t xml:space="preserve">Клименков С.В. Основы профессиональной </w:t>
-      </w:r>
-      <w:proofErr w:type="spellStart"/>
-      <w:r>
-        <w:rPr>
-          <w:rFonts w:ascii="Times New Roman" w:eastAsia="Times New Roman" w:hAnsi="Times New Roman" w:cs="Times New Roman"/>
-          <w:lang w:eastAsia="ru-RU" w:bidi="ar-SA"/>
-        </w:rPr>
-        <w:t>дятельности</w:t>
-      </w:r>
-      <w:proofErr w:type="spellEnd"/>
-      <w:r>
-        <w:rPr>
-          <w:rFonts w:ascii="Times New Roman" w:eastAsia="Times New Roman" w:hAnsi="Times New Roman" w:cs="Times New Roman"/>
-          <w:lang w:eastAsia="ru-RU" w:bidi="ar-SA"/>
-        </w:rPr>
-        <w:t xml:space="preserve">. Часть первая. 2018-2019 год. – Режим доступа: </w:t>
+        <w:t xml:space="preserve">Клименков С.В. Основы профессиональной дятельности. Часть первая. 2018-2019 год. – Режим доступа: </w:t>
       </w:r>
       <w:hyperlink r:id="rId8">
         <w:r>

--- a/FPA/3 (Loops and branching instructions)/Report.docx
+++ b/FPA/3 (Loops and branching instructions)/Report.docx
@@ -175,7 +175,15 @@
           <w:sz w:val="26"/>
           <w:szCs w:val="26"/>
         </w:rPr>
-        <w:t>019</w:t>
+        <w:t>0</w:t>
+      </w:r>
+      <w:r>
+        <w:rPr>
+          <w:rFonts w:ascii="Times New Roman" w:hAnsi="Times New Roman" w:cs="Times New Roman"/>
+          <w:sz w:val="26"/>
+          <w:szCs w:val="26"/>
+        </w:rPr>
+        <w:t>91</w:t>
       </w:r>
     </w:p>
     <w:p>
@@ -776,6 +784,7 @@
       <w:pPr>
         <w:rPr>
           <w:rFonts w:ascii="Times New Roman" w:hAnsi="Times New Roman" w:cs="Times New Roman"/>
+          <w:lang w:val="en-US"/>
         </w:rPr>
       </w:pPr>
       <w:r>
@@ -985,6 +994,9 @@
         </w:tc>
       </w:tr>
       <w:tr>
+        <w:trPr>
+          <w:trHeight w:val="133"/>
+        </w:trPr>
         <w:tc>
           <w:tcPr>
             <w:tcW w:w="1367" w:type="dxa"/>
@@ -994,17 +1006,18 @@
               <w:bottom w:val="single" w:sz="4" w:space="0" w:color="000000"/>
               <w:right w:val="single" w:sz="4" w:space="0" w:color="000000"/>
             </w:tcBorders>
-          </w:tcPr>
-          <w:p>
-            <w:pPr>
-              <w:jc w:val="center"/>
-              <w:rPr>
-                <w:rFonts w:ascii="Times New Roman" w:hAnsi="Times New Roman" w:cs="Times New Roman"/>
-                <w:sz w:val="20"/>
-              </w:rPr>
-            </w:pPr>
-            <w:r>
-              <w:t>591</w:t>
+            <w:shd w:val="clear" w:color="auto" w:fill="92D050"/>
+          </w:tcPr>
+          <w:p>
+            <w:pPr>
+              <w:jc w:val="center"/>
+              <w:rPr>
+                <w:rFonts w:ascii="Times New Roman" w:hAnsi="Times New Roman" w:cs="Times New Roman"/>
+                <w:sz w:val="20"/>
+              </w:rPr>
+            </w:pPr>
+            <w:r>
+              <w:t>595</w:t>
             </w:r>
           </w:p>
         </w:tc>
@@ -1017,18 +1030,19 @@
               <w:bottom w:val="single" w:sz="4" w:space="0" w:color="000000"/>
               <w:right w:val="single" w:sz="4" w:space="0" w:color="000000"/>
             </w:tcBorders>
-          </w:tcPr>
-          <w:p>
-            <w:pPr>
-              <w:jc w:val="center"/>
-              <w:rPr>
-                <w:rFonts w:ascii="Times New Roman" w:hAnsi="Times New Roman" w:cs="Times New Roman"/>
-                <w:sz w:val="20"/>
-                <w:lang w:val="en-US"/>
-              </w:rPr>
-            </w:pPr>
-            <w:r>
-              <w:t>05A5</w:t>
+            <w:shd w:val="clear" w:color="auto" w:fill="92D050"/>
+          </w:tcPr>
+          <w:p>
+            <w:pPr>
+              <w:jc w:val="center"/>
+              <w:rPr>
+                <w:rFonts w:ascii="Times New Roman" w:hAnsi="Times New Roman" w:cs="Times New Roman"/>
+                <w:sz w:val="20"/>
+                <w:lang w:val="en-US"/>
+              </w:rPr>
+            </w:pPr>
+            <w:r>
+              <w:t>+AF80</w:t>
             </w:r>
           </w:p>
         </w:tc>
@@ -1041,6 +1055,7 @@
               <w:bottom w:val="single" w:sz="4" w:space="0" w:color="000000"/>
               <w:right w:val="single" w:sz="4" w:space="0" w:color="000000"/>
             </w:tcBorders>
+            <w:shd w:val="clear" w:color="auto" w:fill="92D050"/>
             <w:vAlign w:val="center"/>
           </w:tcPr>
           <w:p>
@@ -1058,7 +1073,15 @@
                 <w:sz w:val="20"/>
                 <w:lang w:val="en-US"/>
               </w:rPr>
-              <w:t>-</w:t>
+              <w:t>LD</w:t>
+            </w:r>
+            <w:r>
+              <w:rPr>
+                <w:rFonts w:ascii="Times New Roman" w:hAnsi="Times New Roman" w:cs="Times New Roman"/>
+                <w:sz w:val="20"/>
+                <w:lang w:val="en-US"/>
+              </w:rPr>
+              <w:t xml:space="preserve"> #80</w:t>
             </w:r>
           </w:p>
         </w:tc>
@@ -1071,402 +1094,59 @@
               <w:bottom w:val="single" w:sz="4" w:space="0" w:color="000000"/>
               <w:right w:val="single" w:sz="4" w:space="0" w:color="000000"/>
             </w:tcBorders>
+            <w:shd w:val="clear" w:color="auto" w:fill="92D050"/>
             <w:vAlign w:val="center"/>
           </w:tcPr>
           <w:p>
             <w:pPr>
-              <w:spacing w:after="0" w:line="240" w:lineRule="auto"/>
-              <w:jc w:val="center"/>
-              <w:rPr>
-                <w:rFonts w:ascii="Times New Roman" w:hAnsi="Times New Roman" w:cs="Times New Roman"/>
-                <w:sz w:val="20"/>
-              </w:rPr>
-            </w:pPr>
-            <w:r>
-              <w:rPr>
-                <w:rFonts w:ascii="Times New Roman" w:hAnsi="Times New Roman" w:cs="Times New Roman"/>
-                <w:sz w:val="20"/>
-              </w:rPr>
-              <w:t>Адрес первого элемента массива</w:t>
-            </w:r>
-            <w:r>
-              <w:rPr>
-                <w:rFonts w:ascii="Times New Roman" w:hAnsi="Times New Roman" w:cs="Times New Roman"/>
-                <w:sz w:val="20"/>
-              </w:rPr>
-              <w:t xml:space="preserve"> (</w:t>
-            </w:r>
-            <w:r>
-              <w:rPr>
-                <w:rFonts w:ascii="Times New Roman" w:hAnsi="Times New Roman" w:cs="Times New Roman"/>
-                <w:sz w:val="20"/>
-                <w:lang w:val="en-US"/>
-              </w:rPr>
-              <w:t>A</w:t>
-            </w:r>
-            <w:r>
-              <w:rPr>
-                <w:rFonts w:ascii="Times New Roman" w:hAnsi="Times New Roman" w:cs="Times New Roman"/>
-                <w:sz w:val="20"/>
-              </w:rPr>
-              <w:t>)</w:t>
-            </w:r>
-          </w:p>
-        </w:tc>
-      </w:tr>
-      <w:tr>
-        <w:tc>
-          <w:tcPr>
-            <w:tcW w:w="1367" w:type="dxa"/>
-            <w:tcBorders>
-              <w:top w:val="single" w:sz="4" w:space="0" w:color="000000"/>
-              <w:left w:val="single" w:sz="4" w:space="0" w:color="000000"/>
-              <w:bottom w:val="single" w:sz="4" w:space="0" w:color="000000"/>
-              <w:right w:val="single" w:sz="4" w:space="0" w:color="000000"/>
-            </w:tcBorders>
-          </w:tcPr>
-          <w:p>
-            <w:pPr>
-              <w:jc w:val="center"/>
-              <w:rPr>
-                <w:rFonts w:ascii="Times New Roman" w:hAnsi="Times New Roman" w:cs="Times New Roman"/>
-                <w:sz w:val="20"/>
-              </w:rPr>
-            </w:pPr>
-            <w:r>
-              <w:t>592</w:t>
-            </w:r>
-          </w:p>
-        </w:tc>
-        <w:tc>
-          <w:tcPr>
-            <w:tcW w:w="1457" w:type="dxa"/>
-            <w:tcBorders>
-              <w:top w:val="single" w:sz="4" w:space="0" w:color="000000"/>
-              <w:left w:val="single" w:sz="4" w:space="0" w:color="000000"/>
-              <w:bottom w:val="single" w:sz="4" w:space="0" w:color="000000"/>
-              <w:right w:val="single" w:sz="4" w:space="0" w:color="000000"/>
-            </w:tcBorders>
-          </w:tcPr>
-          <w:p>
-            <w:pPr>
-              <w:jc w:val="center"/>
-              <w:rPr>
-                <w:rFonts w:ascii="Times New Roman" w:hAnsi="Times New Roman" w:cs="Times New Roman"/>
-                <w:sz w:val="20"/>
-              </w:rPr>
-            </w:pPr>
-            <w:r>
-              <w:t>0200</w:t>
-            </w:r>
-          </w:p>
-        </w:tc>
-        <w:tc>
-          <w:tcPr>
-            <w:tcW w:w="1417" w:type="dxa"/>
-            <w:tcBorders>
-              <w:top w:val="single" w:sz="4" w:space="0" w:color="000000"/>
-              <w:left w:val="single" w:sz="4" w:space="0" w:color="000000"/>
-              <w:bottom w:val="single" w:sz="4" w:space="0" w:color="000000"/>
-              <w:right w:val="single" w:sz="4" w:space="0" w:color="000000"/>
-            </w:tcBorders>
-            <w:vAlign w:val="center"/>
-          </w:tcPr>
-          <w:p>
-            <w:pPr>
-              <w:jc w:val="center"/>
-              <w:rPr>
-                <w:rFonts w:ascii="Times New Roman" w:hAnsi="Times New Roman" w:cs="Times New Roman"/>
-                <w:sz w:val="20"/>
-                <w:lang w:val="en-US"/>
-              </w:rPr>
-            </w:pPr>
-            <w:r>
-              <w:rPr>
-                <w:rFonts w:ascii="Times New Roman" w:hAnsi="Times New Roman" w:cs="Times New Roman"/>
-                <w:sz w:val="20"/>
-                <w:lang w:val="en-US"/>
-              </w:rPr>
-              <w:t>-</w:t>
-            </w:r>
-          </w:p>
-        </w:tc>
-        <w:tc>
-          <w:tcPr>
-            <w:tcW w:w="5500" w:type="dxa"/>
-            <w:tcBorders>
-              <w:top w:val="single" w:sz="4" w:space="0" w:color="000000"/>
-              <w:left w:val="single" w:sz="4" w:space="0" w:color="000000"/>
-              <w:bottom w:val="single" w:sz="4" w:space="0" w:color="000000"/>
-              <w:right w:val="single" w:sz="4" w:space="0" w:color="000000"/>
-            </w:tcBorders>
-            <w:vAlign w:val="center"/>
-          </w:tcPr>
-          <w:p>
-            <w:pPr>
-              <w:jc w:val="center"/>
-              <w:rPr>
-                <w:rFonts w:ascii="Times New Roman" w:hAnsi="Times New Roman" w:cs="Times New Roman"/>
-                <w:sz w:val="20"/>
-              </w:rPr>
-            </w:pPr>
-            <w:r>
-              <w:rPr>
-                <w:rFonts w:ascii="Times New Roman" w:hAnsi="Times New Roman" w:cs="Times New Roman"/>
-                <w:sz w:val="20"/>
-              </w:rPr>
-              <w:t>Адрес текущего элемента массива</w:t>
-            </w:r>
-            <w:r>
-              <w:rPr>
-                <w:rFonts w:ascii="Times New Roman" w:hAnsi="Times New Roman" w:cs="Times New Roman"/>
-                <w:sz w:val="20"/>
-              </w:rPr>
-              <w:t xml:space="preserve"> (</w:t>
-            </w:r>
-            <w:r>
-              <w:rPr>
-                <w:rFonts w:ascii="Times New Roman" w:hAnsi="Times New Roman" w:cs="Times New Roman"/>
-                <w:sz w:val="20"/>
-                <w:lang w:val="en-US"/>
-              </w:rPr>
-              <w:t>B</w:t>
-            </w:r>
-            <w:r>
-              <w:rPr>
-                <w:rFonts w:ascii="Times New Roman" w:hAnsi="Times New Roman" w:cs="Times New Roman"/>
-                <w:sz w:val="20"/>
-              </w:rPr>
-              <w:t>)</w:t>
-            </w:r>
-          </w:p>
-        </w:tc>
-      </w:tr>
-      <w:tr>
-        <w:tc>
-          <w:tcPr>
-            <w:tcW w:w="1367" w:type="dxa"/>
-            <w:tcBorders>
-              <w:top w:val="single" w:sz="4" w:space="0" w:color="000000"/>
-              <w:left w:val="single" w:sz="4" w:space="0" w:color="000000"/>
-              <w:bottom w:val="single" w:sz="4" w:space="0" w:color="000000"/>
-              <w:right w:val="single" w:sz="4" w:space="0" w:color="000000"/>
-            </w:tcBorders>
-          </w:tcPr>
-          <w:p>
-            <w:pPr>
-              <w:jc w:val="center"/>
-              <w:rPr>
-                <w:rFonts w:ascii="Times New Roman" w:hAnsi="Times New Roman" w:cs="Times New Roman"/>
-                <w:sz w:val="20"/>
-              </w:rPr>
-            </w:pPr>
-            <w:r>
-              <w:t>593</w:t>
-            </w:r>
-          </w:p>
-        </w:tc>
-        <w:tc>
-          <w:tcPr>
-            <w:tcW w:w="1457" w:type="dxa"/>
-            <w:tcBorders>
-              <w:top w:val="single" w:sz="4" w:space="0" w:color="000000"/>
-              <w:left w:val="single" w:sz="4" w:space="0" w:color="000000"/>
-              <w:bottom w:val="single" w:sz="4" w:space="0" w:color="000000"/>
-              <w:right w:val="single" w:sz="4" w:space="0" w:color="000000"/>
-            </w:tcBorders>
-          </w:tcPr>
-          <w:p>
-            <w:pPr>
-              <w:jc w:val="center"/>
-              <w:rPr>
-                <w:rFonts w:ascii="Times New Roman" w:hAnsi="Times New Roman" w:cs="Times New Roman"/>
-                <w:sz w:val="20"/>
-                <w:lang w:val="en-US"/>
-              </w:rPr>
-            </w:pPr>
-            <w:r>
-              <w:t>4000</w:t>
-            </w:r>
-          </w:p>
-        </w:tc>
-        <w:tc>
-          <w:tcPr>
-            <w:tcW w:w="1417" w:type="dxa"/>
-            <w:tcBorders>
-              <w:top w:val="single" w:sz="4" w:space="0" w:color="000000"/>
-              <w:left w:val="single" w:sz="4" w:space="0" w:color="000000"/>
-              <w:bottom w:val="single" w:sz="4" w:space="0" w:color="000000"/>
-              <w:right w:val="single" w:sz="4" w:space="0" w:color="000000"/>
-            </w:tcBorders>
-            <w:vAlign w:val="center"/>
-          </w:tcPr>
-          <w:p>
-            <w:pPr>
-              <w:jc w:val="center"/>
-              <w:rPr>
-                <w:rFonts w:ascii="Times New Roman" w:hAnsi="Times New Roman" w:cs="Times New Roman"/>
-                <w:sz w:val="20"/>
-                <w:lang w:val="en-US"/>
-              </w:rPr>
-            </w:pPr>
-            <w:r>
-              <w:rPr>
-                <w:rFonts w:ascii="Times New Roman" w:hAnsi="Times New Roman" w:cs="Times New Roman"/>
-                <w:sz w:val="20"/>
-                <w:lang w:val="en-US"/>
-              </w:rPr>
-              <w:t>-</w:t>
-            </w:r>
-          </w:p>
-        </w:tc>
-        <w:tc>
-          <w:tcPr>
-            <w:tcW w:w="5500" w:type="dxa"/>
-            <w:tcBorders>
-              <w:top w:val="single" w:sz="4" w:space="0" w:color="000000"/>
-              <w:left w:val="single" w:sz="4" w:space="0" w:color="000000"/>
-              <w:bottom w:val="single" w:sz="4" w:space="0" w:color="000000"/>
-              <w:right w:val="single" w:sz="4" w:space="0" w:color="000000"/>
-            </w:tcBorders>
-            <w:vAlign w:val="center"/>
-          </w:tcPr>
-          <w:p>
-            <w:pPr>
-              <w:jc w:val="center"/>
-              <w:rPr>
-                <w:rFonts w:ascii="Times New Roman" w:hAnsi="Times New Roman" w:cs="Times New Roman"/>
-                <w:sz w:val="20"/>
-              </w:rPr>
-            </w:pPr>
-            <w:r>
-              <w:rPr>
-                <w:rFonts w:ascii="Times New Roman" w:hAnsi="Times New Roman" w:cs="Times New Roman"/>
-                <w:sz w:val="20"/>
-              </w:rPr>
-              <w:t>Количество элементов массива (</w:t>
-            </w:r>
-            <w:r>
-              <w:rPr>
-                <w:rFonts w:ascii="Times New Roman" w:hAnsi="Times New Roman" w:cs="Times New Roman"/>
-                <w:sz w:val="20"/>
-                <w:lang w:val="en-US"/>
-              </w:rPr>
-              <w:t>N</w:t>
-            </w:r>
-            <w:r>
-              <w:rPr>
-                <w:rFonts w:ascii="Times New Roman" w:hAnsi="Times New Roman" w:cs="Times New Roman"/>
-                <w:sz w:val="20"/>
-              </w:rPr>
-              <w:t>)</w:t>
-            </w:r>
-          </w:p>
-        </w:tc>
-      </w:tr>
-      <w:tr>
-        <w:tc>
-          <w:tcPr>
-            <w:tcW w:w="1367" w:type="dxa"/>
-            <w:tcBorders>
-              <w:top w:val="single" w:sz="4" w:space="0" w:color="000000"/>
-              <w:left w:val="single" w:sz="4" w:space="0" w:color="000000"/>
-              <w:bottom w:val="single" w:sz="4" w:space="0" w:color="000000"/>
-              <w:right w:val="single" w:sz="4" w:space="0" w:color="000000"/>
-            </w:tcBorders>
-          </w:tcPr>
-          <w:p>
-            <w:pPr>
-              <w:jc w:val="center"/>
-              <w:rPr>
-                <w:rFonts w:ascii="Times New Roman" w:hAnsi="Times New Roman" w:cs="Times New Roman"/>
-                <w:sz w:val="20"/>
-              </w:rPr>
-            </w:pPr>
-            <w:r>
-              <w:t>594</w:t>
-            </w:r>
-          </w:p>
-        </w:tc>
-        <w:tc>
-          <w:tcPr>
-            <w:tcW w:w="1457" w:type="dxa"/>
-            <w:tcBorders>
-              <w:top w:val="single" w:sz="4" w:space="0" w:color="000000"/>
-              <w:left w:val="single" w:sz="4" w:space="0" w:color="000000"/>
-              <w:bottom w:val="single" w:sz="4" w:space="0" w:color="000000"/>
-              <w:right w:val="single" w:sz="4" w:space="0" w:color="000000"/>
-            </w:tcBorders>
-          </w:tcPr>
-          <w:p>
-            <w:pPr>
-              <w:jc w:val="center"/>
-              <w:rPr>
-                <w:rFonts w:ascii="Times New Roman" w:hAnsi="Times New Roman" w:cs="Times New Roman"/>
-                <w:sz w:val="20"/>
-                <w:lang w:val="en-US"/>
-              </w:rPr>
-            </w:pPr>
-            <w:r>
-              <w:t>0200</w:t>
-            </w:r>
-          </w:p>
-        </w:tc>
-        <w:tc>
-          <w:tcPr>
-            <w:tcW w:w="1417" w:type="dxa"/>
-            <w:tcBorders>
-              <w:top w:val="single" w:sz="4" w:space="0" w:color="000000"/>
-              <w:left w:val="single" w:sz="4" w:space="0" w:color="000000"/>
-              <w:bottom w:val="single" w:sz="4" w:space="0" w:color="000000"/>
-              <w:right w:val="single" w:sz="4" w:space="0" w:color="000000"/>
-            </w:tcBorders>
-            <w:vAlign w:val="center"/>
-          </w:tcPr>
-          <w:p>
-            <w:pPr>
-              <w:jc w:val="center"/>
-              <w:rPr>
-                <w:rFonts w:ascii="Times New Roman" w:hAnsi="Times New Roman" w:cs="Times New Roman"/>
-                <w:sz w:val="20"/>
-                <w:lang w:val="en-US"/>
-              </w:rPr>
-            </w:pPr>
-            <w:r>
-              <w:rPr>
-                <w:rFonts w:ascii="Times New Roman" w:hAnsi="Times New Roman" w:cs="Times New Roman"/>
-                <w:sz w:val="20"/>
-                <w:lang w:val="en-US"/>
-              </w:rPr>
-              <w:t>-</w:t>
-            </w:r>
-          </w:p>
-        </w:tc>
-        <w:tc>
-          <w:tcPr>
-            <w:tcW w:w="5500" w:type="dxa"/>
-            <w:tcBorders>
-              <w:top w:val="single" w:sz="4" w:space="0" w:color="000000"/>
-              <w:left w:val="single" w:sz="4" w:space="0" w:color="000000"/>
-              <w:bottom w:val="single" w:sz="4" w:space="0" w:color="000000"/>
-              <w:right w:val="single" w:sz="4" w:space="0" w:color="000000"/>
-            </w:tcBorders>
-            <w:vAlign w:val="center"/>
-          </w:tcPr>
-          <w:p>
-            <w:pPr>
-              <w:jc w:val="center"/>
-              <w:rPr>
-                <w:rFonts w:ascii="Times New Roman" w:hAnsi="Times New Roman" w:cs="Times New Roman"/>
-                <w:sz w:val="20"/>
-              </w:rPr>
-            </w:pPr>
-            <w:r>
-              <w:rPr>
-                <w:rFonts w:ascii="Times New Roman" w:hAnsi="Times New Roman" w:cs="Times New Roman"/>
-                <w:sz w:val="20"/>
-              </w:rPr>
-              <w:t xml:space="preserve">Результат </w:t>
+              <w:jc w:val="center"/>
+              <w:rPr>
+                <w:rFonts w:ascii="Times New Roman" w:hAnsi="Times New Roman" w:cs="Times New Roman"/>
+                <w:sz w:val="20"/>
+              </w:rPr>
+            </w:pPr>
+            <w:r>
+              <w:rPr>
+                <w:rFonts w:ascii="Times New Roman" w:hAnsi="Times New Roman" w:cs="Times New Roman"/>
+                <w:sz w:val="20"/>
+              </w:rPr>
+              <w:t>Прямая</w:t>
+            </w:r>
+            <w:r>
+              <w:rPr>
+                <w:rFonts w:ascii="Times New Roman" w:hAnsi="Times New Roman" w:cs="Times New Roman"/>
+                <w:sz w:val="20"/>
+              </w:rPr>
+              <w:t xml:space="preserve"> </w:t>
+            </w:r>
+            <w:r>
+              <w:rPr>
+                <w:rFonts w:ascii="Times New Roman" w:hAnsi="Times New Roman" w:cs="Times New Roman"/>
+                <w:sz w:val="20"/>
+              </w:rPr>
+              <w:t>загрузка</w:t>
+            </w:r>
+            <w:r>
+              <w:rPr>
+                <w:rFonts w:ascii="Times New Roman" w:hAnsi="Times New Roman" w:cs="Times New Roman"/>
+                <w:sz w:val="20"/>
+              </w:rPr>
+              <w:t xml:space="preserve"> </w:t>
+            </w:r>
+            <w:r>
+              <w:rPr>
+                <w:rFonts w:ascii="Times New Roman" w:hAnsi="Times New Roman" w:cs="Times New Roman"/>
+                <w:sz w:val="20"/>
+                <w:lang w:val="en-US"/>
+              </w:rPr>
+              <w:t>FF</w:t>
+            </w:r>
+            <w:r>
+              <w:rPr>
+                <w:rFonts w:ascii="Times New Roman" w:hAnsi="Times New Roman" w:cs="Times New Roman"/>
+                <w:sz w:val="20"/>
+              </w:rPr>
+              <w:t xml:space="preserve">80 в аккумулятор </w:t>
             </w:r>
             <w:r>
               <w:rPr>
@@ -1481,14 +1161,29 @@
                 <w:sz w:val="20"/>
                 <w:lang w:val="en-US"/>
               </w:rPr>
-              <w:t>R</w:t>
-            </w:r>
-            <w:r>
-              <w:rPr>
-                <w:rFonts w:ascii="Times New Roman" w:hAnsi="Times New Roman" w:cs="Times New Roman"/>
-                <w:sz w:val="20"/>
-              </w:rPr>
-              <w:t>)</w:t>
+              <w:t>AC</w:t>
+            </w:r>
+            <w:r>
+              <w:rPr>
+                <w:rFonts w:ascii="Times New Roman" w:hAnsi="Times New Roman" w:cs="Times New Roman"/>
+                <w:sz w:val="20"/>
+              </w:rPr>
+              <w:t xml:space="preserve"> = </w:t>
+            </w:r>
+            <w:r>
+              <w:rPr>
+                <w:rFonts w:ascii="Times New Roman" w:hAnsi="Times New Roman" w:cs="Times New Roman"/>
+                <w:sz w:val="20"/>
+                <w:lang w:val="en-US"/>
+              </w:rPr>
+              <w:t>FF</w:t>
+            </w:r>
+            <w:r>
+              <w:rPr>
+                <w:rFonts w:ascii="Times New Roman" w:hAnsi="Times New Roman" w:cs="Times New Roman"/>
+                <w:sz w:val="20"/>
+              </w:rPr>
+              <w:t>80)</w:t>
             </w:r>
           </w:p>
         </w:tc>
@@ -1506,18 +1201,17 @@
               <w:bottom w:val="single" w:sz="4" w:space="0" w:color="000000"/>
               <w:right w:val="single" w:sz="4" w:space="0" w:color="000000"/>
             </w:tcBorders>
-            <w:shd w:val="clear" w:color="auto" w:fill="92D050"/>
-          </w:tcPr>
-          <w:p>
-            <w:pPr>
-              <w:jc w:val="center"/>
-              <w:rPr>
-                <w:rFonts w:ascii="Times New Roman" w:hAnsi="Times New Roman" w:cs="Times New Roman"/>
-                <w:sz w:val="20"/>
-              </w:rPr>
-            </w:pPr>
-            <w:r>
-              <w:t>595</w:t>
+          </w:tcPr>
+          <w:p>
+            <w:pPr>
+              <w:jc w:val="center"/>
+              <w:rPr>
+                <w:rFonts w:ascii="Times New Roman" w:hAnsi="Times New Roman" w:cs="Times New Roman"/>
+                <w:sz w:val="20"/>
+              </w:rPr>
+            </w:pPr>
+            <w:r>
+              <w:t>596</w:t>
             </w:r>
           </w:p>
         </w:tc>
@@ -1530,19 +1224,18 @@
               <w:bottom w:val="single" w:sz="4" w:space="0" w:color="000000"/>
               <w:right w:val="single" w:sz="4" w:space="0" w:color="000000"/>
             </w:tcBorders>
-            <w:shd w:val="clear" w:color="auto" w:fill="92D050"/>
-          </w:tcPr>
-          <w:p>
-            <w:pPr>
-              <w:jc w:val="center"/>
-              <w:rPr>
-                <w:rFonts w:ascii="Times New Roman" w:hAnsi="Times New Roman" w:cs="Times New Roman"/>
-                <w:sz w:val="20"/>
-                <w:lang w:val="en-US"/>
-              </w:rPr>
-            </w:pPr>
-            <w:r>
-              <w:t>+AF80</w:t>
+          </w:tcPr>
+          <w:p>
+            <w:pPr>
+              <w:jc w:val="center"/>
+              <w:rPr>
+                <w:rFonts w:ascii="Times New Roman" w:hAnsi="Times New Roman" w:cs="Times New Roman"/>
+                <w:sz w:val="20"/>
+                <w:lang w:val="en-US"/>
+              </w:rPr>
+            </w:pPr>
+            <w:r>
+              <w:t>0740</w:t>
             </w:r>
           </w:p>
         </w:tc>
@@ -1555,7 +1248,6 @@
               <w:bottom w:val="single" w:sz="4" w:space="0" w:color="000000"/>
               <w:right w:val="single" w:sz="4" w:space="0" w:color="000000"/>
             </w:tcBorders>
-            <w:shd w:val="clear" w:color="auto" w:fill="92D050"/>
             <w:vAlign w:val="center"/>
           </w:tcPr>
           <w:p>
@@ -1573,15 +1265,7 @@
                 <w:sz w:val="20"/>
                 <w:lang w:val="en-US"/>
               </w:rPr>
-              <w:t>LD</w:t>
-            </w:r>
-            <w:r>
-              <w:rPr>
-                <w:rFonts w:ascii="Times New Roman" w:hAnsi="Times New Roman" w:cs="Times New Roman"/>
-                <w:sz w:val="20"/>
-                <w:lang w:val="en-US"/>
-              </w:rPr>
-              <w:t xml:space="preserve"> #80</w:t>
+              <w:t>DEC</w:t>
             </w:r>
           </w:p>
         </w:tc>
@@ -1594,7 +1278,6 @@
               <w:bottom w:val="single" w:sz="4" w:space="0" w:color="000000"/>
               <w:right w:val="single" w:sz="4" w:space="0" w:color="000000"/>
             </w:tcBorders>
-            <w:shd w:val="clear" w:color="auto" w:fill="92D050"/>
             <w:vAlign w:val="center"/>
           </w:tcPr>
           <w:p>
@@ -1603,87 +1286,24 @@
               <w:rPr>
                 <w:rFonts w:ascii="Times New Roman" w:hAnsi="Times New Roman" w:cs="Times New Roman"/>
                 <w:sz w:val="20"/>
-              </w:rPr>
-            </w:pPr>
-            <w:r>
-              <w:rPr>
-                <w:rFonts w:ascii="Times New Roman" w:hAnsi="Times New Roman" w:cs="Times New Roman"/>
-                <w:sz w:val="20"/>
-              </w:rPr>
-              <w:t>Прямая</w:t>
-            </w:r>
-            <w:r>
-              <w:rPr>
-                <w:rFonts w:ascii="Times New Roman" w:hAnsi="Times New Roman" w:cs="Times New Roman"/>
-                <w:sz w:val="20"/>
-              </w:rPr>
-              <w:t xml:space="preserve"> </w:t>
-            </w:r>
-            <w:r>
-              <w:rPr>
-                <w:rFonts w:ascii="Times New Roman" w:hAnsi="Times New Roman" w:cs="Times New Roman"/>
-                <w:sz w:val="20"/>
-              </w:rPr>
-              <w:t>загрузка</w:t>
-            </w:r>
-            <w:r>
-              <w:rPr>
-                <w:rFonts w:ascii="Times New Roman" w:hAnsi="Times New Roman" w:cs="Times New Roman"/>
-                <w:sz w:val="20"/>
-              </w:rPr>
-              <w:t xml:space="preserve"> </w:t>
-            </w:r>
-            <w:r>
-              <w:rPr>
-                <w:rFonts w:ascii="Times New Roman" w:hAnsi="Times New Roman" w:cs="Times New Roman"/>
-                <w:sz w:val="20"/>
-                <w:lang w:val="en-US"/>
-              </w:rPr>
-              <w:t>FF</w:t>
-            </w:r>
-            <w:r>
-              <w:rPr>
-                <w:rFonts w:ascii="Times New Roman" w:hAnsi="Times New Roman" w:cs="Times New Roman"/>
-                <w:sz w:val="20"/>
-              </w:rPr>
-              <w:t xml:space="preserve">80 в аккумулятор </w:t>
-            </w:r>
-            <w:r>
-              <w:rPr>
-                <w:rFonts w:ascii="Times New Roman" w:hAnsi="Times New Roman" w:cs="Times New Roman"/>
-                <w:sz w:val="20"/>
-              </w:rPr>
-              <w:t>(</w:t>
-            </w:r>
-            <w:r>
-              <w:rPr>
-                <w:rFonts w:ascii="Times New Roman" w:hAnsi="Times New Roman" w:cs="Times New Roman"/>
-                <w:sz w:val="20"/>
-                <w:lang w:val="en-US"/>
-              </w:rPr>
-              <w:t>AC</w:t>
-            </w:r>
-            <w:r>
-              <w:rPr>
-                <w:rFonts w:ascii="Times New Roman" w:hAnsi="Times New Roman" w:cs="Times New Roman"/>
-                <w:sz w:val="20"/>
-              </w:rPr>
-              <w:t xml:space="preserve"> = </w:t>
-            </w:r>
-            <w:r>
-              <w:rPr>
-                <w:rFonts w:ascii="Times New Roman" w:hAnsi="Times New Roman" w:cs="Times New Roman"/>
-                <w:sz w:val="20"/>
-                <w:lang w:val="en-US"/>
-              </w:rPr>
-              <w:t>FF</w:t>
-            </w:r>
-            <w:r>
-              <w:rPr>
-                <w:rFonts w:ascii="Times New Roman" w:hAnsi="Times New Roman" w:cs="Times New Roman"/>
-                <w:sz w:val="20"/>
-              </w:rPr>
-              <w:t>80)</w:t>
+                <w:lang w:val="en-US"/>
+              </w:rPr>
+            </w:pPr>
+            <w:r>
+              <w:rPr>
+                <w:rFonts w:ascii="Times New Roman" w:hAnsi="Times New Roman" w:cs="Times New Roman"/>
+                <w:sz w:val="20"/>
+                <w:lang w:val="en-US"/>
+              </w:rPr>
+              <w:t xml:space="preserve">AC – 1 </w:t>
+            </w:r>
+            <w:r>
+              <w:rPr>
+                <w:rFonts w:ascii="Times New Roman" w:hAnsi="Times New Roman" w:cs="Times New Roman"/>
+                <w:sz w:val="20"/>
+                <w:lang w:val="en-US"/>
+              </w:rPr>
+              <w:t>-&gt; (AC = FF7F)</w:t>
             </w:r>
           </w:p>
         </w:tc>
@@ -1711,7 +1331,7 @@
               </w:rPr>
             </w:pPr>
             <w:r>
-              <w:t>596</w:t>
+              <w:t>597</w:t>
             </w:r>
           </w:p>
         </w:tc>
@@ -1735,7 +1355,7 @@
               </w:rPr>
             </w:pPr>
             <w:r>
-              <w:t>0740</w:t>
+              <w:t>0680</w:t>
             </w:r>
           </w:p>
         </w:tc>
@@ -1765,7 +1385,7 @@
                 <w:sz w:val="20"/>
                 <w:lang w:val="en-US"/>
               </w:rPr>
-              <w:t>DEC</w:t>
+              <w:t>SWAB</w:t>
             </w:r>
           </w:p>
         </w:tc>
@@ -1786,24 +1406,53 @@
               <w:rPr>
                 <w:rFonts w:ascii="Times New Roman" w:hAnsi="Times New Roman" w:cs="Times New Roman"/>
                 <w:sz w:val="20"/>
-                <w:lang w:val="en-US"/>
-              </w:rPr>
-            </w:pPr>
-            <w:r>
-              <w:rPr>
-                <w:rFonts w:ascii="Times New Roman" w:hAnsi="Times New Roman" w:cs="Times New Roman"/>
-                <w:sz w:val="20"/>
-                <w:lang w:val="en-US"/>
-              </w:rPr>
-              <w:t xml:space="preserve">AC – 1 </w:t>
-            </w:r>
-            <w:r>
-              <w:rPr>
-                <w:rFonts w:ascii="Times New Roman" w:hAnsi="Times New Roman" w:cs="Times New Roman"/>
-                <w:sz w:val="20"/>
-                <w:lang w:val="en-US"/>
-              </w:rPr>
-              <w:t>-&gt; (AC = FF7F)</w:t>
+              </w:rPr>
+            </w:pPr>
+            <w:r>
+              <w:rPr>
+                <w:rFonts w:ascii="Times New Roman" w:hAnsi="Times New Roman" w:cs="Times New Roman"/>
+                <w:sz w:val="20"/>
+                <w:lang w:val="en-US"/>
+              </w:rPr>
+              <w:t>AC</w:t>
+            </w:r>
+            <w:r>
+              <w:rPr>
+                <w:rFonts w:ascii="Times New Roman" w:hAnsi="Times New Roman" w:cs="Times New Roman"/>
+                <w:sz w:val="20"/>
+              </w:rPr>
+              <w:t xml:space="preserve"> = 7</w:t>
+            </w:r>
+            <w:proofErr w:type="gramStart"/>
+            <w:r>
+              <w:rPr>
+                <w:rFonts w:ascii="Times New Roman" w:hAnsi="Times New Roman" w:cs="Times New Roman"/>
+                <w:sz w:val="20"/>
+                <w:lang w:val="en-US"/>
+              </w:rPr>
+              <w:t>FFF</w:t>
+            </w:r>
+            <w:r>
+              <w:rPr>
+                <w:rFonts w:ascii="Times New Roman" w:hAnsi="Times New Roman" w:cs="Times New Roman"/>
+                <w:sz w:val="20"/>
+              </w:rPr>
+              <w:t xml:space="preserve"> </w:t>
+            </w:r>
+            <w:r>
+              <w:rPr>
+                <w:rFonts w:ascii="Times New Roman" w:hAnsi="Times New Roman" w:cs="Times New Roman"/>
+                <w:sz w:val="20"/>
+              </w:rPr>
+              <w:t xml:space="preserve"> -</w:t>
+            </w:r>
+            <w:proofErr w:type="gramEnd"/>
+            <w:r>
+              <w:rPr>
+                <w:rFonts w:ascii="Times New Roman" w:hAnsi="Times New Roman" w:cs="Times New Roman"/>
+                <w:sz w:val="20"/>
+              </w:rPr>
+              <w:t xml:space="preserve"> обмен ст./мл. байтов слова</w:t>
             </w:r>
           </w:p>
         </w:tc>
@@ -1831,7 +1480,7 @@
               </w:rPr>
             </w:pPr>
             <w:r>
-              <w:t>597</w:t>
+              <w:t>598</w:t>
             </w:r>
           </w:p>
         </w:tc>
@@ -1855,7 +1504,7 @@
               </w:rPr>
             </w:pPr>
             <w:r>
-              <w:t>0680</w:t>
+              <w:t>EEFB</w:t>
             </w:r>
           </w:p>
         </w:tc>
@@ -1876,16 +1525,30 @@
               <w:rPr>
                 <w:rFonts w:ascii="Times New Roman" w:hAnsi="Times New Roman" w:cs="Times New Roman"/>
                 <w:sz w:val="20"/>
-                <w:lang w:val="en-US"/>
-              </w:rPr>
-            </w:pPr>
-            <w:r>
-              <w:rPr>
-                <w:rFonts w:ascii="Times New Roman" w:hAnsi="Times New Roman" w:cs="Times New Roman"/>
-                <w:sz w:val="20"/>
-                <w:lang w:val="en-US"/>
-              </w:rPr>
-              <w:t>SWAB</w:t>
+              </w:rPr>
+            </w:pPr>
+            <w:r>
+              <w:rPr>
+                <w:rFonts w:ascii="Times New Roman" w:hAnsi="Times New Roman" w:cs="Times New Roman"/>
+                <w:sz w:val="20"/>
+                <w:lang w:val="en-US"/>
+              </w:rPr>
+              <w:t xml:space="preserve">ST </w:t>
+            </w:r>
+            <w:r>
+              <w:rPr>
+                <w:rFonts w:ascii="Times New Roman" w:hAnsi="Times New Roman" w:cs="Times New Roman"/>
+                <w:sz w:val="20"/>
+                <w:lang w:val="en-US"/>
+              </w:rPr>
+              <w:t xml:space="preserve">IP - </w:t>
+            </w:r>
+            <w:r>
+              <w:rPr>
+                <w:rFonts w:ascii="Times New Roman" w:hAnsi="Times New Roman" w:cs="Times New Roman"/>
+                <w:sz w:val="20"/>
+              </w:rPr>
+              <w:t>5</w:t>
             </w:r>
           </w:p>
         </w:tc>
@@ -1912,6 +1575,20 @@
               <w:rPr>
                 <w:rFonts w:ascii="Times New Roman" w:hAnsi="Times New Roman" w:cs="Times New Roman"/>
                 <w:sz w:val="20"/>
+              </w:rPr>
+              <w:t>Прямое относительное сохранение</w:t>
+            </w:r>
+            <w:r>
+              <w:rPr>
+                <w:rFonts w:ascii="Times New Roman" w:hAnsi="Times New Roman" w:cs="Times New Roman"/>
+                <w:sz w:val="20"/>
+              </w:rPr>
+              <w:t xml:space="preserve">: </w:t>
+            </w:r>
+            <w:r>
+              <w:rPr>
+                <w:rFonts w:ascii="Times New Roman" w:hAnsi="Times New Roman" w:cs="Times New Roman"/>
+                <w:sz w:val="20"/>
                 <w:lang w:val="en-US"/>
               </w:rPr>
               <w:t>AC</w:t>
@@ -1921,29 +1598,15 @@
                 <w:rFonts w:ascii="Times New Roman" w:hAnsi="Times New Roman" w:cs="Times New Roman"/>
                 <w:sz w:val="20"/>
               </w:rPr>
-              <w:t xml:space="preserve"> = 7</w:t>
-            </w:r>
-            <w:r>
-              <w:rPr>
-                <w:rFonts w:ascii="Times New Roman" w:hAnsi="Times New Roman" w:cs="Times New Roman"/>
-                <w:sz w:val="20"/>
-                <w:lang w:val="en-US"/>
-              </w:rPr>
-              <w:t>FFF</w:t>
-            </w:r>
-            <w:r>
-              <w:rPr>
-                <w:rFonts w:ascii="Times New Roman" w:hAnsi="Times New Roman" w:cs="Times New Roman"/>
-                <w:sz w:val="20"/>
-              </w:rPr>
-              <w:t xml:space="preserve"> </w:t>
-            </w:r>
-            <w:r>
-              <w:rPr>
-                <w:rFonts w:ascii="Times New Roman" w:hAnsi="Times New Roman" w:cs="Times New Roman"/>
-                <w:sz w:val="20"/>
-              </w:rPr>
-              <w:t xml:space="preserve"> - обмен ст./мл. байтов слова</w:t>
+              <w:t xml:space="preserve"> -&gt; </w:t>
+            </w:r>
+            <w:r>
+              <w:rPr>
+                <w:rFonts w:ascii="Times New Roman" w:hAnsi="Times New Roman" w:cs="Times New Roman"/>
+                <w:sz w:val="20"/>
+                <w:lang w:val="en-US"/>
+              </w:rPr>
+              <w:t>R</w:t>
             </w:r>
           </w:p>
         </w:tc>
@@ -1971,7 +1634,7 @@
               </w:rPr>
             </w:pPr>
             <w:r>
-              <w:t>598</w:t>
+              <w:t>599</w:t>
             </w:r>
           </w:p>
         </w:tc>
@@ -1995,7 +1658,7 @@
               </w:rPr>
             </w:pPr>
             <w:r>
-              <w:t>EEFB</w:t>
+              <w:t>AF05</w:t>
             </w:r>
           </w:p>
         </w:tc>
@@ -2012,34 +1675,21 @@
           </w:tcPr>
           <w:p>
             <w:pPr>
-              <w:jc w:val="center"/>
-              <w:rPr>
-                <w:rFonts w:ascii="Times New Roman" w:hAnsi="Times New Roman" w:cs="Times New Roman"/>
-                <w:sz w:val="20"/>
-              </w:rPr>
-            </w:pPr>
-            <w:r>
-              <w:rPr>
-                <w:rFonts w:ascii="Times New Roman" w:hAnsi="Times New Roman" w:cs="Times New Roman"/>
-                <w:sz w:val="20"/>
-                <w:lang w:val="en-US"/>
-              </w:rPr>
-              <w:t xml:space="preserve">ST </w:t>
-            </w:r>
-            <w:r>
-              <w:rPr>
-                <w:rFonts w:ascii="Times New Roman" w:hAnsi="Times New Roman" w:cs="Times New Roman"/>
-                <w:sz w:val="20"/>
-                <w:lang w:val="en-US"/>
-              </w:rPr>
-              <w:t xml:space="preserve">IP - </w:t>
-            </w:r>
-            <w:r>
-              <w:rPr>
-                <w:rFonts w:ascii="Times New Roman" w:hAnsi="Times New Roman" w:cs="Times New Roman"/>
-                <w:sz w:val="20"/>
-              </w:rPr>
-              <w:t>5</w:t>
+              <w:spacing w:after="0" w:line="240" w:lineRule="auto"/>
+              <w:jc w:val="center"/>
+              <w:rPr>
+                <w:rFonts w:ascii="Times New Roman" w:hAnsi="Times New Roman" w:cs="Times New Roman"/>
+                <w:sz w:val="20"/>
+                <w:lang w:val="en-US"/>
+              </w:rPr>
+            </w:pPr>
+            <w:r>
+              <w:rPr>
+                <w:rFonts w:ascii="Times New Roman" w:hAnsi="Times New Roman" w:cs="Times New Roman"/>
+                <w:sz w:val="20"/>
+                <w:lang w:val="en-US"/>
+              </w:rPr>
+              <w:t>LD #05</w:t>
             </w:r>
           </w:p>
         </w:tc>
@@ -2067,14 +1717,7 @@
                 <w:rFonts w:ascii="Times New Roman" w:hAnsi="Times New Roman" w:cs="Times New Roman"/>
                 <w:sz w:val="20"/>
               </w:rPr>
-              <w:t>Прямое относительное сохранение</w:t>
-            </w:r>
-            <w:r>
-              <w:rPr>
-                <w:rFonts w:ascii="Times New Roman" w:hAnsi="Times New Roman" w:cs="Times New Roman"/>
-                <w:sz w:val="20"/>
-              </w:rPr>
-              <w:t xml:space="preserve">: </w:t>
+              <w:t>Прямая загрузка 0005 в аккумулятор (</w:t>
             </w:r>
             <w:r>
               <w:rPr>
@@ -2089,15 +1732,14 @@
                 <w:rFonts w:ascii="Times New Roman" w:hAnsi="Times New Roman" w:cs="Times New Roman"/>
                 <w:sz w:val="20"/>
               </w:rPr>
-              <w:t xml:space="preserve"> -&gt; </w:t>
-            </w:r>
-            <w:r>
-              <w:rPr>
-                <w:rFonts w:ascii="Times New Roman" w:hAnsi="Times New Roman" w:cs="Times New Roman"/>
-                <w:sz w:val="20"/>
-                <w:lang w:val="en-US"/>
-              </w:rPr>
-              <w:t>R</w:t>
+              <w:t xml:space="preserve"> = 0005</w:t>
+            </w:r>
+            <w:r>
+              <w:rPr>
+                <w:rFonts w:ascii="Times New Roman" w:hAnsi="Times New Roman" w:cs="Times New Roman"/>
+                <w:sz w:val="20"/>
+              </w:rPr>
+              <w:t>)</w:t>
             </w:r>
           </w:p>
         </w:tc>
@@ -2122,10 +1764,11 @@
               <w:rPr>
                 <w:rFonts w:ascii="Times New Roman" w:hAnsi="Times New Roman" w:cs="Times New Roman"/>
                 <w:sz w:val="20"/>
-              </w:rPr>
-            </w:pPr>
-            <w:r>
-              <w:t>599</w:t>
+                <w:lang w:val="en-US"/>
+              </w:rPr>
+            </w:pPr>
+            <w:r>
+              <w:t>59A</w:t>
             </w:r>
           </w:p>
         </w:tc>
@@ -2149,7 +1792,7 @@
               </w:rPr>
             </w:pPr>
             <w:r>
-              <w:t>AF05</w:t>
+              <w:t>EEF8</w:t>
             </w:r>
           </w:p>
         </w:tc>
@@ -2166,21 +1809,20 @@
           </w:tcPr>
           <w:p>
             <w:pPr>
-              <w:spacing w:after="0" w:line="240" w:lineRule="auto"/>
-              <w:jc w:val="center"/>
-              <w:rPr>
-                <w:rFonts w:ascii="Times New Roman" w:hAnsi="Times New Roman" w:cs="Times New Roman"/>
-                <w:sz w:val="20"/>
-                <w:lang w:val="en-US"/>
-              </w:rPr>
-            </w:pPr>
-            <w:r>
-              <w:rPr>
-                <w:rFonts w:ascii="Times New Roman" w:hAnsi="Times New Roman" w:cs="Times New Roman"/>
-                <w:sz w:val="20"/>
-                <w:lang w:val="en-US"/>
-              </w:rPr>
-              <w:t>LD #05</w:t>
+              <w:jc w:val="center"/>
+              <w:rPr>
+                <w:rFonts w:ascii="Times New Roman" w:hAnsi="Times New Roman" w:cs="Times New Roman"/>
+                <w:sz w:val="20"/>
+                <w:lang w:val="en-US"/>
+              </w:rPr>
+            </w:pPr>
+            <w:r>
+              <w:rPr>
+                <w:rFonts w:ascii="Times New Roman" w:hAnsi="Times New Roman" w:cs="Times New Roman"/>
+                <w:sz w:val="20"/>
+                <w:lang w:val="en-US"/>
+              </w:rPr>
+              <w:t>ST IP - 8</w:t>
             </w:r>
           </w:p>
         </w:tc>
@@ -2208,7 +1850,7 @@
                 <w:rFonts w:ascii="Times New Roman" w:hAnsi="Times New Roman" w:cs="Times New Roman"/>
                 <w:sz w:val="20"/>
               </w:rPr>
-              <w:t>Прямая загрузка 0005 в аккумулятор (</w:t>
+              <w:t xml:space="preserve">Прямое относительное сохранение: </w:t>
             </w:r>
             <w:r>
               <w:rPr>
@@ -2223,14 +1865,15 @@
                 <w:rFonts w:ascii="Times New Roman" w:hAnsi="Times New Roman" w:cs="Times New Roman"/>
                 <w:sz w:val="20"/>
               </w:rPr>
-              <w:t xml:space="preserve"> = 0005</w:t>
-            </w:r>
-            <w:r>
-              <w:rPr>
-                <w:rFonts w:ascii="Times New Roman" w:hAnsi="Times New Roman" w:cs="Times New Roman"/>
-                <w:sz w:val="20"/>
-              </w:rPr>
-              <w:t>)</w:t>
+              <w:t xml:space="preserve"> -&gt; </w:t>
+            </w:r>
+            <w:r>
+              <w:rPr>
+                <w:rFonts w:ascii="Times New Roman" w:hAnsi="Times New Roman" w:cs="Times New Roman"/>
+                <w:sz w:val="20"/>
+                <w:lang w:val="en-US"/>
+              </w:rPr>
+              <w:t>N</w:t>
             </w:r>
           </w:p>
         </w:tc>
@@ -2259,7 +1902,7 @@
               </w:rPr>
             </w:pPr>
             <w:r>
-              <w:t>59A</w:t>
+              <w:t>59B</w:t>
             </w:r>
           </w:p>
         </w:tc>
@@ -2283,7 +1926,7 @@
               </w:rPr>
             </w:pPr>
             <w:r>
-              <w:t>EEF8</w:t>
+              <w:t>AEF5</w:t>
             </w:r>
           </w:p>
         </w:tc>
@@ -2313,7 +1956,15 @@
                 <w:sz w:val="20"/>
                 <w:lang w:val="en-US"/>
               </w:rPr>
-              <w:t>ST IP - 8</w:t>
+              <w:t xml:space="preserve">LD </w:t>
+            </w:r>
+            <w:r>
+              <w:rPr>
+                <w:rFonts w:ascii="Times New Roman" w:hAnsi="Times New Roman" w:cs="Times New Roman"/>
+                <w:sz w:val="20"/>
+                <w:lang w:val="en-US"/>
+              </w:rPr>
+              <w:t>IP - 11</w:t>
             </w:r>
           </w:p>
         </w:tc>
@@ -2341,7 +1992,29 @@
                 <w:rFonts w:ascii="Times New Roman" w:hAnsi="Times New Roman" w:cs="Times New Roman"/>
                 <w:sz w:val="20"/>
               </w:rPr>
-              <w:t xml:space="preserve">Прямое относительное сохранение: </w:t>
+              <w:t xml:space="preserve">Прямая относительная загрузка: </w:t>
+            </w:r>
+            <w:r>
+              <w:rPr>
+                <w:rFonts w:ascii="Times New Roman" w:hAnsi="Times New Roman" w:cs="Times New Roman"/>
+                <w:sz w:val="20"/>
+                <w:lang w:val="en-US"/>
+              </w:rPr>
+              <w:t>A</w:t>
+            </w:r>
+            <w:r>
+              <w:rPr>
+                <w:rFonts w:ascii="Times New Roman" w:hAnsi="Times New Roman" w:cs="Times New Roman"/>
+                <w:sz w:val="20"/>
+              </w:rPr>
+              <w:t xml:space="preserve"> -</w:t>
+            </w:r>
+            <w:r>
+              <w:rPr>
+                <w:rFonts w:ascii="Times New Roman" w:hAnsi="Times New Roman" w:cs="Times New Roman"/>
+                <w:sz w:val="20"/>
+              </w:rPr>
+              <w:t xml:space="preserve">&gt; </w:t>
             </w:r>
             <w:r>
               <w:rPr>
@@ -2350,21 +2023,6 @@
                 <w:lang w:val="en-US"/>
               </w:rPr>
               <w:t>AC</w:t>
-            </w:r>
-            <w:r>
-              <w:rPr>
-                <w:rFonts w:ascii="Times New Roman" w:hAnsi="Times New Roman" w:cs="Times New Roman"/>
-                <w:sz w:val="20"/>
-              </w:rPr>
-              <w:t xml:space="preserve"> -&gt; </w:t>
-            </w:r>
-            <w:r>
-              <w:rPr>
-                <w:rFonts w:ascii="Times New Roman" w:hAnsi="Times New Roman" w:cs="Times New Roman"/>
-                <w:sz w:val="20"/>
-                <w:lang w:val="en-US"/>
-              </w:rPr>
-              <w:t>N</w:t>
             </w:r>
           </w:p>
         </w:tc>
@@ -2382,155 +2040,6 @@
               <w:bottom w:val="single" w:sz="4" w:space="0" w:color="000000"/>
               <w:right w:val="single" w:sz="4" w:space="0" w:color="000000"/>
             </w:tcBorders>
-          </w:tcPr>
-          <w:p>
-            <w:pPr>
-              <w:jc w:val="center"/>
-              <w:rPr>
-                <w:rFonts w:ascii="Times New Roman" w:hAnsi="Times New Roman" w:cs="Times New Roman"/>
-                <w:sz w:val="20"/>
-                <w:lang w:val="en-US"/>
-              </w:rPr>
-            </w:pPr>
-            <w:r>
-              <w:t>59B</w:t>
-            </w:r>
-          </w:p>
-        </w:tc>
-        <w:tc>
-          <w:tcPr>
-            <w:tcW w:w="1457" w:type="dxa"/>
-            <w:tcBorders>
-              <w:top w:val="single" w:sz="4" w:space="0" w:color="000000"/>
-              <w:left w:val="single" w:sz="4" w:space="0" w:color="000000"/>
-              <w:bottom w:val="single" w:sz="4" w:space="0" w:color="000000"/>
-              <w:right w:val="single" w:sz="4" w:space="0" w:color="000000"/>
-            </w:tcBorders>
-          </w:tcPr>
-          <w:p>
-            <w:pPr>
-              <w:jc w:val="center"/>
-              <w:rPr>
-                <w:rFonts w:ascii="Times New Roman" w:hAnsi="Times New Roman" w:cs="Times New Roman"/>
-                <w:sz w:val="20"/>
-                <w:lang w:val="en-US"/>
-              </w:rPr>
-            </w:pPr>
-            <w:r>
-              <w:t>AEF5</w:t>
-            </w:r>
-          </w:p>
-        </w:tc>
-        <w:tc>
-          <w:tcPr>
-            <w:tcW w:w="1417" w:type="dxa"/>
-            <w:tcBorders>
-              <w:top w:val="single" w:sz="4" w:space="0" w:color="000000"/>
-              <w:left w:val="single" w:sz="4" w:space="0" w:color="000000"/>
-              <w:bottom w:val="single" w:sz="4" w:space="0" w:color="000000"/>
-              <w:right w:val="single" w:sz="4" w:space="0" w:color="000000"/>
-            </w:tcBorders>
-            <w:vAlign w:val="center"/>
-          </w:tcPr>
-          <w:p>
-            <w:pPr>
-              <w:jc w:val="center"/>
-              <w:rPr>
-                <w:rFonts w:ascii="Times New Roman" w:hAnsi="Times New Roman" w:cs="Times New Roman"/>
-                <w:sz w:val="20"/>
-                <w:lang w:val="en-US"/>
-              </w:rPr>
-            </w:pPr>
-            <w:r>
-              <w:rPr>
-                <w:rFonts w:ascii="Times New Roman" w:hAnsi="Times New Roman" w:cs="Times New Roman"/>
-                <w:sz w:val="20"/>
-                <w:lang w:val="en-US"/>
-              </w:rPr>
-              <w:t xml:space="preserve">LD </w:t>
-            </w:r>
-            <w:r>
-              <w:rPr>
-                <w:rFonts w:ascii="Times New Roman" w:hAnsi="Times New Roman" w:cs="Times New Roman"/>
-                <w:sz w:val="20"/>
-                <w:lang w:val="en-US"/>
-              </w:rPr>
-              <w:t>IP - 11</w:t>
-            </w:r>
-          </w:p>
-        </w:tc>
-        <w:tc>
-          <w:tcPr>
-            <w:tcW w:w="5500" w:type="dxa"/>
-            <w:tcBorders>
-              <w:top w:val="single" w:sz="4" w:space="0" w:color="000000"/>
-              <w:left w:val="single" w:sz="4" w:space="0" w:color="000000"/>
-              <w:bottom w:val="single" w:sz="4" w:space="0" w:color="000000"/>
-              <w:right w:val="single" w:sz="4" w:space="0" w:color="000000"/>
-            </w:tcBorders>
-            <w:vAlign w:val="center"/>
-          </w:tcPr>
-          <w:p>
-            <w:pPr>
-              <w:jc w:val="center"/>
-              <w:rPr>
-                <w:rFonts w:ascii="Times New Roman" w:hAnsi="Times New Roman" w:cs="Times New Roman"/>
-                <w:sz w:val="20"/>
-              </w:rPr>
-            </w:pPr>
-            <w:r>
-              <w:rPr>
-                <w:rFonts w:ascii="Times New Roman" w:hAnsi="Times New Roman" w:cs="Times New Roman"/>
-                <w:sz w:val="20"/>
-              </w:rPr>
-              <w:t xml:space="preserve">Прямая относительная загрузка: </w:t>
-            </w:r>
-            <w:r>
-              <w:rPr>
-                <w:rFonts w:ascii="Times New Roman" w:hAnsi="Times New Roman" w:cs="Times New Roman"/>
-                <w:sz w:val="20"/>
-                <w:lang w:val="en-US"/>
-              </w:rPr>
-              <w:t>A</w:t>
-            </w:r>
-            <w:r>
-              <w:rPr>
-                <w:rFonts w:ascii="Times New Roman" w:hAnsi="Times New Roman" w:cs="Times New Roman"/>
-                <w:sz w:val="20"/>
-              </w:rPr>
-              <w:t xml:space="preserve"> -</w:t>
-            </w:r>
-            <w:r>
-              <w:rPr>
-                <w:rFonts w:ascii="Times New Roman" w:hAnsi="Times New Roman" w:cs="Times New Roman"/>
-                <w:sz w:val="20"/>
-              </w:rPr>
-              <w:t xml:space="preserve">&gt; </w:t>
-            </w:r>
-            <w:r>
-              <w:rPr>
-                <w:rFonts w:ascii="Times New Roman" w:hAnsi="Times New Roman" w:cs="Times New Roman"/>
-                <w:sz w:val="20"/>
-                <w:lang w:val="en-US"/>
-              </w:rPr>
-              <w:t>AC</w:t>
-            </w:r>
-          </w:p>
-        </w:tc>
-      </w:tr>
-      <w:tr>
-        <w:trPr>
-          <w:trHeight w:val="133"/>
-        </w:trPr>
-        <w:tc>
-          <w:tcPr>
-            <w:tcW w:w="1367" w:type="dxa"/>
-            <w:tcBorders>
-              <w:top w:val="single" w:sz="4" w:space="0" w:color="000000"/>
-              <w:left w:val="single" w:sz="4" w:space="0" w:color="000000"/>
-              <w:bottom w:val="single" w:sz="4" w:space="0" w:color="000000"/>
-              <w:right w:val="single" w:sz="4" w:space="0" w:color="000000"/>
-            </w:tcBorders>
             <w:shd w:val="clear" w:color="auto" w:fill="FFFFFF"/>
           </w:tcPr>
           <w:p>
@@ -2771,6 +2280,7 @@
               </w:rPr>
               <w:t xml:space="preserve"> </w:t>
             </w:r>
+            <w:proofErr w:type="gramStart"/>
             <w:r>
               <w:rPr>
                 <w:rFonts w:ascii="Times New Roman" w:hAnsi="Times New Roman" w:cs="Times New Roman"/>
@@ -2795,6 +2305,7 @@
               </w:rPr>
               <w:t>+</w:t>
             </w:r>
+            <w:proofErr w:type="gramEnd"/>
           </w:p>
         </w:tc>
         <w:tc>
@@ -2853,6 +2364,7 @@
               </w:rPr>
               <w:t xml:space="preserve"> </w:t>
             </w:r>
+            <w:proofErr w:type="gramStart"/>
             <w:r>
               <w:rPr>
                 <w:rFonts w:ascii="Times New Roman" w:hAnsi="Times New Roman" w:cs="Times New Roman"/>
@@ -2888,6 +2400,7 @@
               </w:rPr>
               <w:t xml:space="preserve"> </w:t>
             </w:r>
+            <w:proofErr w:type="gramEnd"/>
             <w:r>
               <w:rPr>
                 <w:rFonts w:ascii="Times New Roman" w:hAnsi="Times New Roman" w:cs="Times New Roman"/>
@@ -3739,6 +3252,7 @@
                 <w:sz w:val="20"/>
               </w:rPr>
             </w:pPr>
+            <w:proofErr w:type="gramStart"/>
             <w:r>
               <w:rPr>
                 <w:rFonts w:ascii="Times New Roman" w:hAnsi="Times New Roman" w:cs="Times New Roman"/>
@@ -3752,7 +3266,15 @@
                 <w:rFonts w:ascii="Times New Roman" w:hAnsi="Times New Roman" w:cs="Times New Roman"/>
                 <w:sz w:val="20"/>
               </w:rPr>
-              <w:t xml:space="preserve">(593)-1 -&gt; 593; </w:t>
+              <w:t>(</w:t>
+            </w:r>
+            <w:proofErr w:type="gramEnd"/>
+            <w:r>
+              <w:rPr>
+                <w:rFonts w:ascii="Times New Roman" w:hAnsi="Times New Roman" w:cs="Times New Roman"/>
+                <w:sz w:val="20"/>
+              </w:rPr>
+              <w:t xml:space="preserve">593)-1 -&gt; 593; </w:t>
             </w:r>
             <w:r>
               <w:rPr>
@@ -3761,6 +3283,7 @@
               </w:rPr>
               <w:t xml:space="preserve">если </w:t>
             </w:r>
+            <w:proofErr w:type="gramStart"/>
             <w:r>
               <w:rPr>
                 <w:rFonts w:ascii="Times New Roman" w:hAnsi="Times New Roman" w:cs="Times New Roman"/>
@@ -3774,7 +3297,15 @@
                 <w:rFonts w:ascii="Times New Roman" w:hAnsi="Times New Roman" w:cs="Times New Roman"/>
                 <w:sz w:val="20"/>
               </w:rPr>
-              <w:t xml:space="preserve">(593) &lt;= 0, </w:t>
+              <w:t>(</w:t>
+            </w:r>
+            <w:proofErr w:type="gramEnd"/>
+            <w:r>
+              <w:rPr>
+                <w:rFonts w:ascii="Times New Roman" w:hAnsi="Times New Roman" w:cs="Times New Roman"/>
+                <w:sz w:val="20"/>
+              </w:rPr>
+              <w:t xml:space="preserve">593) &lt;= 0, </w:t>
             </w:r>
             <w:r>
               <w:rPr>
@@ -4085,538 +3616,7 @@
           </w:p>
         </w:tc>
       </w:tr>
-      <w:tr>
-        <w:trPr>
-          <w:trHeight w:val="248"/>
-        </w:trPr>
-        <w:tc>
-          <w:tcPr>
-            <w:tcW w:w="1367" w:type="dxa"/>
-            <w:tcBorders>
-              <w:top w:val="single" w:sz="4" w:space="0" w:color="000000"/>
-              <w:left w:val="single" w:sz="4" w:space="0" w:color="000000"/>
-              <w:bottom w:val="single" w:sz="4" w:space="0" w:color="000000"/>
-              <w:right w:val="single" w:sz="4" w:space="0" w:color="000000"/>
-            </w:tcBorders>
-          </w:tcPr>
-          <w:p>
-            <w:pPr>
-              <w:jc w:val="center"/>
-              <w:rPr>
-                <w:rFonts w:ascii="Times New Roman" w:hAnsi="Times New Roman" w:cs="Times New Roman"/>
-                <w:sz w:val="20"/>
-                <w:lang w:val="en-US"/>
-              </w:rPr>
-            </w:pPr>
-            <w:r>
-              <w:t>5A5</w:t>
-            </w:r>
-          </w:p>
-        </w:tc>
-        <w:tc>
-          <w:tcPr>
-            <w:tcW w:w="1457" w:type="dxa"/>
-            <w:tcBorders>
-              <w:top w:val="single" w:sz="4" w:space="0" w:color="000000"/>
-              <w:left w:val="single" w:sz="4" w:space="0" w:color="000000"/>
-              <w:bottom w:val="single" w:sz="4" w:space="0" w:color="000000"/>
-              <w:right w:val="single" w:sz="4" w:space="0" w:color="000000"/>
-            </w:tcBorders>
-          </w:tcPr>
-          <w:p>
-            <w:pPr>
-              <w:jc w:val="center"/>
-              <w:rPr>
-                <w:rFonts w:ascii="Times New Roman" w:hAnsi="Times New Roman" w:cs="Times New Roman"/>
-                <w:sz w:val="20"/>
-                <w:lang w:val="en-US"/>
-              </w:rPr>
-            </w:pPr>
-            <w:r>
-              <w:t>0000</w:t>
-            </w:r>
-          </w:p>
-        </w:tc>
-        <w:tc>
-          <w:tcPr>
-            <w:tcW w:w="1417" w:type="dxa"/>
-            <w:tcBorders>
-              <w:top w:val="single" w:sz="4" w:space="0" w:color="000000"/>
-              <w:left w:val="single" w:sz="4" w:space="0" w:color="000000"/>
-              <w:bottom w:val="single" w:sz="4" w:space="0" w:color="000000"/>
-              <w:right w:val="single" w:sz="4" w:space="0" w:color="000000"/>
-            </w:tcBorders>
-            <w:vAlign w:val="center"/>
-          </w:tcPr>
-          <w:p>
-            <w:pPr>
-              <w:jc w:val="center"/>
-              <w:rPr>
-                <w:rFonts w:ascii="Times New Roman" w:hAnsi="Times New Roman" w:cs="Times New Roman"/>
-                <w:sz w:val="20"/>
-              </w:rPr>
-            </w:pPr>
-            <w:r>
-              <w:rPr>
-                <w:rFonts w:ascii="Times New Roman" w:hAnsi="Times New Roman" w:cs="Times New Roman"/>
-                <w:sz w:val="20"/>
-              </w:rPr>
-              <w:t>-</w:t>
-            </w:r>
-          </w:p>
-        </w:tc>
-        <w:tc>
-          <w:tcPr>
-            <w:tcW w:w="5500" w:type="dxa"/>
-            <w:vMerge w:val="restart"/>
-            <w:tcBorders>
-              <w:top w:val="single" w:sz="4" w:space="0" w:color="000000"/>
-              <w:left w:val="single" w:sz="4" w:space="0" w:color="000000"/>
-              <w:right w:val="single" w:sz="4" w:space="0" w:color="000000"/>
-            </w:tcBorders>
-            <w:vAlign w:val="center"/>
-          </w:tcPr>
-          <w:p>
-            <w:pPr>
-              <w:spacing w:after="0" w:line="240" w:lineRule="auto"/>
-              <w:jc w:val="center"/>
-              <w:rPr>
-                <w:rFonts w:ascii="Times New Roman" w:hAnsi="Times New Roman" w:cs="Times New Roman"/>
-                <w:sz w:val="20"/>
-              </w:rPr>
-            </w:pPr>
-            <w:r>
-              <w:rPr>
-                <w:rFonts w:ascii="Times New Roman" w:hAnsi="Times New Roman" w:cs="Times New Roman"/>
-                <w:sz w:val="20"/>
-              </w:rPr>
-              <w:t>Элементы массива</w:t>
-            </w:r>
-          </w:p>
-        </w:tc>
-      </w:tr>
-      <w:tr>
-        <w:trPr>
-          <w:trHeight w:val="248"/>
-        </w:trPr>
-        <w:tc>
-          <w:tcPr>
-            <w:tcW w:w="1367" w:type="dxa"/>
-            <w:tcBorders>
-              <w:top w:val="single" w:sz="4" w:space="0" w:color="000000"/>
-              <w:left w:val="single" w:sz="4" w:space="0" w:color="000000"/>
-              <w:bottom w:val="single" w:sz="4" w:space="0" w:color="000000"/>
-              <w:right w:val="single" w:sz="4" w:space="0" w:color="000000"/>
-            </w:tcBorders>
-          </w:tcPr>
-          <w:p>
-            <w:pPr>
-              <w:jc w:val="center"/>
-              <w:rPr>
-                <w:rFonts w:ascii="Times New Roman" w:hAnsi="Times New Roman" w:cs="Times New Roman"/>
-                <w:sz w:val="20"/>
-                <w:lang w:val="en-US"/>
-              </w:rPr>
-            </w:pPr>
-            <w:r>
-              <w:t>5A6</w:t>
-            </w:r>
-          </w:p>
-        </w:tc>
-        <w:tc>
-          <w:tcPr>
-            <w:tcW w:w="1457" w:type="dxa"/>
-            <w:tcBorders>
-              <w:top w:val="single" w:sz="4" w:space="0" w:color="000000"/>
-              <w:left w:val="single" w:sz="4" w:space="0" w:color="000000"/>
-              <w:bottom w:val="single" w:sz="4" w:space="0" w:color="000000"/>
-              <w:right w:val="single" w:sz="4" w:space="0" w:color="000000"/>
-            </w:tcBorders>
-          </w:tcPr>
-          <w:p>
-            <w:pPr>
-              <w:jc w:val="center"/>
-              <w:rPr>
-                <w:rFonts w:ascii="Times New Roman" w:hAnsi="Times New Roman" w:cs="Times New Roman"/>
-                <w:sz w:val="20"/>
-                <w:lang w:val="en-US"/>
-              </w:rPr>
-            </w:pPr>
-            <w:r>
-              <w:t>0000</w:t>
-            </w:r>
-          </w:p>
-        </w:tc>
-        <w:tc>
-          <w:tcPr>
-            <w:tcW w:w="1417" w:type="dxa"/>
-            <w:tcBorders>
-              <w:top w:val="single" w:sz="4" w:space="0" w:color="000000"/>
-              <w:left w:val="single" w:sz="4" w:space="0" w:color="000000"/>
-              <w:bottom w:val="single" w:sz="4" w:space="0" w:color="000000"/>
-              <w:right w:val="single" w:sz="4" w:space="0" w:color="000000"/>
-            </w:tcBorders>
-            <w:vAlign w:val="center"/>
-          </w:tcPr>
-          <w:p>
-            <w:pPr>
-              <w:jc w:val="center"/>
-              <w:rPr>
-                <w:rFonts w:ascii="Times New Roman" w:hAnsi="Times New Roman" w:cs="Times New Roman"/>
-                <w:sz w:val="20"/>
-              </w:rPr>
-            </w:pPr>
-            <w:r>
-              <w:rPr>
-                <w:rFonts w:ascii="Times New Roman" w:hAnsi="Times New Roman" w:cs="Times New Roman"/>
-                <w:sz w:val="20"/>
-              </w:rPr>
-              <w:t>-</w:t>
-            </w:r>
-          </w:p>
-        </w:tc>
-        <w:tc>
-          <w:tcPr>
-            <w:tcW w:w="5500" w:type="dxa"/>
-            <w:vMerge/>
-            <w:tcBorders>
-              <w:left w:val="single" w:sz="4" w:space="0" w:color="000000"/>
-              <w:right w:val="single" w:sz="4" w:space="0" w:color="000000"/>
-            </w:tcBorders>
-            <w:vAlign w:val="center"/>
-          </w:tcPr>
-          <w:p>
-            <w:pPr>
-              <w:spacing w:after="0" w:line="240" w:lineRule="auto"/>
-              <w:rPr>
-                <w:rFonts w:ascii="Times New Roman" w:hAnsi="Times New Roman" w:cs="Times New Roman"/>
-                <w:sz w:val="20"/>
-              </w:rPr>
-            </w:pPr>
-          </w:p>
-        </w:tc>
-      </w:tr>
-      <w:tr>
-        <w:trPr>
-          <w:trHeight w:val="248"/>
-        </w:trPr>
-        <w:tc>
-          <w:tcPr>
-            <w:tcW w:w="1367" w:type="dxa"/>
-            <w:tcBorders>
-              <w:top w:val="single" w:sz="4" w:space="0" w:color="000000"/>
-              <w:left w:val="single" w:sz="4" w:space="0" w:color="000000"/>
-              <w:bottom w:val="single" w:sz="4" w:space="0" w:color="000000"/>
-              <w:right w:val="single" w:sz="4" w:space="0" w:color="000000"/>
-            </w:tcBorders>
-          </w:tcPr>
-          <w:p>
-            <w:pPr>
-              <w:jc w:val="center"/>
-              <w:rPr>
-                <w:rFonts w:ascii="Times New Roman" w:hAnsi="Times New Roman" w:cs="Times New Roman"/>
-                <w:sz w:val="20"/>
-                <w:lang w:val="en-US"/>
-              </w:rPr>
-            </w:pPr>
-            <w:r>
-              <w:t>5A7</w:t>
-            </w:r>
-          </w:p>
-        </w:tc>
-        <w:tc>
-          <w:tcPr>
-            <w:tcW w:w="1457" w:type="dxa"/>
-            <w:tcBorders>
-              <w:top w:val="single" w:sz="4" w:space="0" w:color="000000"/>
-              <w:left w:val="single" w:sz="4" w:space="0" w:color="000000"/>
-              <w:bottom w:val="single" w:sz="4" w:space="0" w:color="000000"/>
-              <w:right w:val="single" w:sz="4" w:space="0" w:color="000000"/>
-            </w:tcBorders>
-          </w:tcPr>
-          <w:p>
-            <w:pPr>
-              <w:jc w:val="center"/>
-              <w:rPr>
-                <w:rFonts w:ascii="Times New Roman" w:hAnsi="Times New Roman" w:cs="Times New Roman"/>
-                <w:sz w:val="20"/>
-                <w:lang w:val="en-US"/>
-              </w:rPr>
-            </w:pPr>
-            <w:r>
-              <w:t>0000</w:t>
-            </w:r>
-          </w:p>
-        </w:tc>
-        <w:tc>
-          <w:tcPr>
-            <w:tcW w:w="1417" w:type="dxa"/>
-            <w:tcBorders>
-              <w:top w:val="single" w:sz="4" w:space="0" w:color="000000"/>
-              <w:left w:val="single" w:sz="4" w:space="0" w:color="000000"/>
-              <w:bottom w:val="single" w:sz="4" w:space="0" w:color="000000"/>
-              <w:right w:val="single" w:sz="4" w:space="0" w:color="000000"/>
-            </w:tcBorders>
-            <w:vAlign w:val="center"/>
-          </w:tcPr>
-          <w:p>
-            <w:pPr>
-              <w:jc w:val="center"/>
-              <w:rPr>
-                <w:rFonts w:ascii="Times New Roman" w:hAnsi="Times New Roman" w:cs="Times New Roman"/>
-                <w:sz w:val="20"/>
-              </w:rPr>
-            </w:pPr>
-            <w:r>
-              <w:rPr>
-                <w:rFonts w:ascii="Times New Roman" w:hAnsi="Times New Roman" w:cs="Times New Roman"/>
-                <w:sz w:val="20"/>
-              </w:rPr>
-              <w:t>-</w:t>
-            </w:r>
-          </w:p>
-        </w:tc>
-        <w:tc>
-          <w:tcPr>
-            <w:tcW w:w="5500" w:type="dxa"/>
-            <w:vMerge/>
-            <w:tcBorders>
-              <w:left w:val="single" w:sz="4" w:space="0" w:color="000000"/>
-              <w:right w:val="single" w:sz="4" w:space="0" w:color="000000"/>
-            </w:tcBorders>
-            <w:vAlign w:val="center"/>
-          </w:tcPr>
-          <w:p>
-            <w:pPr>
-              <w:spacing w:after="0" w:line="240" w:lineRule="auto"/>
-              <w:rPr>
-                <w:rFonts w:ascii="Times New Roman" w:hAnsi="Times New Roman" w:cs="Times New Roman"/>
-                <w:sz w:val="20"/>
-              </w:rPr>
-            </w:pPr>
-          </w:p>
-        </w:tc>
-      </w:tr>
-      <w:tr>
-        <w:trPr>
-          <w:trHeight w:val="248"/>
-        </w:trPr>
-        <w:tc>
-          <w:tcPr>
-            <w:tcW w:w="1367" w:type="dxa"/>
-            <w:tcBorders>
-              <w:top w:val="single" w:sz="4" w:space="0" w:color="000000"/>
-              <w:left w:val="single" w:sz="4" w:space="0" w:color="000000"/>
-              <w:bottom w:val="single" w:sz="4" w:space="0" w:color="000000"/>
-              <w:right w:val="single" w:sz="4" w:space="0" w:color="000000"/>
-            </w:tcBorders>
-          </w:tcPr>
-          <w:p>
-            <w:pPr>
-              <w:jc w:val="center"/>
-              <w:rPr>
-                <w:rFonts w:ascii="Times New Roman" w:hAnsi="Times New Roman" w:cs="Times New Roman"/>
-                <w:sz w:val="20"/>
-                <w:lang w:val="en-US"/>
-              </w:rPr>
-            </w:pPr>
-            <w:r>
-              <w:t>5A8</w:t>
-            </w:r>
-          </w:p>
-        </w:tc>
-        <w:tc>
-          <w:tcPr>
-            <w:tcW w:w="1457" w:type="dxa"/>
-            <w:tcBorders>
-              <w:top w:val="single" w:sz="4" w:space="0" w:color="000000"/>
-              <w:left w:val="single" w:sz="4" w:space="0" w:color="000000"/>
-              <w:bottom w:val="single" w:sz="4" w:space="0" w:color="000000"/>
-              <w:right w:val="single" w:sz="4" w:space="0" w:color="000000"/>
-            </w:tcBorders>
-          </w:tcPr>
-          <w:p>
-            <w:pPr>
-              <w:jc w:val="center"/>
-              <w:rPr>
-                <w:rFonts w:ascii="Times New Roman" w:hAnsi="Times New Roman" w:cs="Times New Roman"/>
-                <w:sz w:val="20"/>
-                <w:lang w:val="en-US"/>
-              </w:rPr>
-            </w:pPr>
-            <w:r>
-              <w:t>65A1</w:t>
-            </w:r>
-          </w:p>
-        </w:tc>
-        <w:tc>
-          <w:tcPr>
-            <w:tcW w:w="1417" w:type="dxa"/>
-            <w:tcBorders>
-              <w:top w:val="single" w:sz="4" w:space="0" w:color="000000"/>
-              <w:left w:val="single" w:sz="4" w:space="0" w:color="000000"/>
-              <w:bottom w:val="single" w:sz="4" w:space="0" w:color="000000"/>
-              <w:right w:val="single" w:sz="4" w:space="0" w:color="000000"/>
-            </w:tcBorders>
-            <w:vAlign w:val="center"/>
-          </w:tcPr>
-          <w:p>
-            <w:pPr>
-              <w:jc w:val="center"/>
-              <w:rPr>
-                <w:rFonts w:ascii="Times New Roman" w:hAnsi="Times New Roman" w:cs="Times New Roman"/>
-                <w:sz w:val="20"/>
-              </w:rPr>
-            </w:pPr>
-            <w:r>
-              <w:rPr>
-                <w:rFonts w:ascii="Times New Roman" w:hAnsi="Times New Roman" w:cs="Times New Roman"/>
-                <w:sz w:val="20"/>
-              </w:rPr>
-              <w:t>-</w:t>
-            </w:r>
-          </w:p>
-        </w:tc>
-        <w:tc>
-          <w:tcPr>
-            <w:tcW w:w="5500" w:type="dxa"/>
-            <w:vMerge/>
-            <w:tcBorders>
-              <w:left w:val="single" w:sz="4" w:space="0" w:color="000000"/>
-              <w:right w:val="single" w:sz="4" w:space="0" w:color="000000"/>
-            </w:tcBorders>
-            <w:vAlign w:val="center"/>
-          </w:tcPr>
-          <w:p>
-            <w:pPr>
-              <w:spacing w:after="0" w:line="240" w:lineRule="auto"/>
-              <w:rPr>
-                <w:rFonts w:ascii="Times New Roman" w:hAnsi="Times New Roman" w:cs="Times New Roman"/>
-                <w:sz w:val="20"/>
-              </w:rPr>
-            </w:pPr>
-          </w:p>
-        </w:tc>
-      </w:tr>
-      <w:tr>
-        <w:trPr>
-          <w:trHeight w:val="248"/>
-        </w:trPr>
-        <w:tc>
-          <w:tcPr>
-            <w:tcW w:w="1367" w:type="dxa"/>
-            <w:tcBorders>
-              <w:top w:val="single" w:sz="4" w:space="0" w:color="000000"/>
-              <w:left w:val="single" w:sz="4" w:space="0" w:color="000000"/>
-              <w:bottom w:val="single" w:sz="4" w:space="0" w:color="000000"/>
-              <w:right w:val="single" w:sz="4" w:space="0" w:color="000000"/>
-            </w:tcBorders>
-          </w:tcPr>
-          <w:p>
-            <w:pPr>
-              <w:jc w:val="center"/>
-              <w:rPr>
-                <w:rFonts w:ascii="Times New Roman" w:hAnsi="Times New Roman" w:cs="Times New Roman"/>
-                <w:sz w:val="20"/>
-                <w:lang w:val="en-US"/>
-              </w:rPr>
-            </w:pPr>
-            <w:r>
-              <w:t>5A9</w:t>
-            </w:r>
-          </w:p>
-        </w:tc>
-        <w:tc>
-          <w:tcPr>
-            <w:tcW w:w="1457" w:type="dxa"/>
-            <w:tcBorders>
-              <w:top w:val="single" w:sz="4" w:space="0" w:color="000000"/>
-              <w:left w:val="single" w:sz="4" w:space="0" w:color="000000"/>
-              <w:bottom w:val="single" w:sz="4" w:space="0" w:color="000000"/>
-              <w:right w:val="single" w:sz="4" w:space="0" w:color="000000"/>
-            </w:tcBorders>
-          </w:tcPr>
-          <w:p>
-            <w:pPr>
-              <w:jc w:val="center"/>
-              <w:rPr>
-                <w:rFonts w:ascii="Times New Roman" w:hAnsi="Times New Roman" w:cs="Times New Roman"/>
-                <w:sz w:val="20"/>
-                <w:lang w:val="en-US"/>
-              </w:rPr>
-            </w:pPr>
-            <w:r>
-              <w:t>0000</w:t>
-            </w:r>
-          </w:p>
-        </w:tc>
-        <w:tc>
-          <w:tcPr>
-            <w:tcW w:w="1417" w:type="dxa"/>
-            <w:tcBorders>
-              <w:top w:val="single" w:sz="4" w:space="0" w:color="000000"/>
-              <w:left w:val="single" w:sz="4" w:space="0" w:color="000000"/>
-              <w:bottom w:val="single" w:sz="4" w:space="0" w:color="000000"/>
-              <w:right w:val="single" w:sz="4" w:space="0" w:color="000000"/>
-            </w:tcBorders>
-            <w:vAlign w:val="center"/>
-          </w:tcPr>
-          <w:p>
-            <w:pPr>
-              <w:jc w:val="center"/>
-              <w:rPr>
-                <w:rFonts w:ascii="Times New Roman" w:hAnsi="Times New Roman" w:cs="Times New Roman"/>
-                <w:sz w:val="20"/>
-              </w:rPr>
-            </w:pPr>
-            <w:r>
-              <w:rPr>
-                <w:rFonts w:ascii="Times New Roman" w:hAnsi="Times New Roman" w:cs="Times New Roman"/>
-                <w:sz w:val="20"/>
-              </w:rPr>
-              <w:t>-</w:t>
-            </w:r>
-          </w:p>
-        </w:tc>
-        <w:tc>
-          <w:tcPr>
-            <w:tcW w:w="5500" w:type="dxa"/>
-            <w:vMerge/>
-            <w:tcBorders>
-              <w:left w:val="single" w:sz="4" w:space="0" w:color="000000"/>
-              <w:bottom w:val="single" w:sz="4" w:space="0" w:color="000000"/>
-              <w:right w:val="single" w:sz="4" w:space="0" w:color="000000"/>
-            </w:tcBorders>
-            <w:vAlign w:val="center"/>
-          </w:tcPr>
-          <w:p>
-            <w:pPr>
-              <w:spacing w:after="0" w:line="240" w:lineRule="auto"/>
-              <w:rPr>
-                <w:rFonts w:ascii="Times New Roman" w:hAnsi="Times New Roman" w:cs="Times New Roman"/>
-                <w:sz w:val="20"/>
-              </w:rPr>
-            </w:pPr>
-          </w:p>
-        </w:tc>
-      </w:tr>
     </w:tbl>
-    <w:p>
-      <w:pPr>
-        <w:spacing w:after="0" w:line="240" w:lineRule="auto"/>
-        <w:rPr>
-          <w:rFonts w:ascii="Times New Roman" w:hAnsi="Times New Roman" w:cs="Times New Roman"/>
-          <w:lang w:val="en-US"/>
-        </w:rPr>
-      </w:pPr>
-      <w:r>
-        <w:rPr>
-          <w:rFonts w:ascii="Times New Roman" w:hAnsi="Times New Roman" w:cs="Times New Roman"/>
-          <w:lang w:val="en-US"/>
-        </w:rPr>
-        <w:br w:type="page"/>
-      </w:r>
-    </w:p>
     <w:p>
       <w:pPr>
         <w:rPr>
@@ -4631,7 +3631,6 @@
           <w:b/>
           <w:bCs/>
         </w:rPr>
-        <w:lastRenderedPageBreak/>
         <w:t>Описание программы:</w:t>
       </w:r>
       <w:r>
@@ -4653,14 +3652,643 @@
         <w:rPr>
           <w:rFonts w:ascii="Times New Roman" w:hAnsi="Times New Roman" w:cs="Times New Roman"/>
         </w:rPr>
-        <w:t>Программа находит наименьший элемент массива в знаков</w:t>
+        <w:t xml:space="preserve">Программа находит наименьший элемент </w:t>
       </w:r>
       <w:r>
         <w:rPr>
           <w:rFonts w:ascii="Times New Roman" w:hAnsi="Times New Roman" w:cs="Times New Roman"/>
         </w:rPr>
-        <w:t xml:space="preserve">ых числах </w:t>
+        <w:t xml:space="preserve">одномерного </w:t>
       </w:r>
+      <w:r>
+        <w:rPr>
+          <w:rFonts w:ascii="Times New Roman" w:hAnsi="Times New Roman" w:cs="Times New Roman"/>
+        </w:rPr>
+        <w:t>массива</w:t>
+      </w:r>
+      <w:r>
+        <w:rPr>
+          <w:rFonts w:ascii="Times New Roman" w:hAnsi="Times New Roman" w:cs="Times New Roman"/>
+        </w:rPr>
+        <w:t xml:space="preserve"> длин</w:t>
+      </w:r>
+      <w:r>
+        <w:rPr>
+          <w:rFonts w:ascii="Times New Roman" w:hAnsi="Times New Roman" w:cs="Times New Roman"/>
+        </w:rPr>
+        <w:t>ы</w:t>
+      </w:r>
+      <w:r>
+        <w:rPr>
+          <w:rFonts w:ascii="Times New Roman" w:hAnsi="Times New Roman" w:cs="Times New Roman"/>
+        </w:rPr>
+        <w:t xml:space="preserve"> 5</w:t>
+      </w:r>
+      <w:r>
+        <w:rPr>
+          <w:rFonts w:ascii="Times New Roman" w:hAnsi="Times New Roman" w:cs="Times New Roman"/>
+        </w:rPr>
+        <w:t>.</w:t>
+      </w:r>
+      <w:r>
+        <w:rPr>
+          <w:rFonts w:ascii="Times New Roman" w:hAnsi="Times New Roman" w:cs="Times New Roman"/>
+        </w:rPr>
+        <w:t xml:space="preserve"> </w:t>
+      </w:r>
+      <w:r>
+        <w:rPr>
+          <w:rFonts w:ascii="Times New Roman" w:hAnsi="Times New Roman" w:cs="Times New Roman"/>
+        </w:rPr>
+        <w:t xml:space="preserve"> </w:t>
+      </w:r>
+    </w:p>
+    <w:p>
+      <w:pPr>
+        <w:rPr>
+          <w:rFonts w:ascii="Times New Roman" w:hAnsi="Times New Roman" w:cs="Times New Roman"/>
+        </w:rPr>
+      </w:pPr>
+    </w:p>
+    <w:p>
+      <w:pPr>
+        <w:ind w:left="-5"/>
+        <w:rPr>
+          <w:rFonts w:ascii="Times New Roman" w:hAnsi="Times New Roman" w:cs="Times New Roman"/>
+          <w:b/>
+          <w:color w:val="000000" w:themeColor="text1"/>
+        </w:rPr>
+      </w:pPr>
+      <w:r>
+        <w:rPr>
+          <w:rFonts w:ascii="Times New Roman" w:hAnsi="Times New Roman" w:cs="Times New Roman"/>
+          <w:b/>
+          <w:color w:val="000000" w:themeColor="text1"/>
+        </w:rPr>
+        <w:t>Область представления:</w:t>
+      </w:r>
+    </w:p>
+    <w:p>
+      <w:pPr>
+        <w:ind w:left="-5"/>
+        <w:rPr>
+          <w:rFonts w:ascii="Times New Roman" w:hAnsi="Times New Roman" w:cs="Times New Roman"/>
+          <w:b/>
+          <w:color w:val="000000" w:themeColor="text1"/>
+        </w:rPr>
+      </w:pPr>
+    </w:p>
+    <w:p>
+      <w:pPr>
+        <w:ind w:left="-5"/>
+        <w:rPr>
+          <w:rFonts w:ascii="Times New Roman" w:hAnsi="Times New Roman" w:cs="Times New Roman"/>
+          <w:bCs/>
+          <w:color w:val="000000" w:themeColor="text1"/>
+        </w:rPr>
+      </w:pPr>
+      <w:r>
+        <w:rPr>
+          <w:rFonts w:ascii="Times New Roman" w:hAnsi="Times New Roman" w:cs="Times New Roman"/>
+          <w:bCs/>
+          <w:color w:val="000000" w:themeColor="text1"/>
+          <w:lang w:val="en-US"/>
+        </w:rPr>
+        <w:t>A</w:t>
+      </w:r>
+      <w:r>
+        <w:rPr>
+          <w:rFonts w:ascii="Times New Roman" w:hAnsi="Times New Roman" w:cs="Times New Roman"/>
+          <w:bCs/>
+          <w:color w:val="000000" w:themeColor="text1"/>
+        </w:rPr>
+        <w:t>,</w:t>
+      </w:r>
+      <w:r>
+        <w:rPr>
+          <w:rFonts w:ascii="Times New Roman" w:hAnsi="Times New Roman" w:cs="Times New Roman"/>
+          <w:bCs/>
+          <w:color w:val="000000" w:themeColor="text1"/>
+        </w:rPr>
+        <w:t xml:space="preserve"> </w:t>
+      </w:r>
+      <w:r>
+        <w:rPr>
+          <w:rFonts w:ascii="Times New Roman" w:hAnsi="Times New Roman" w:cs="Times New Roman"/>
+          <w:bCs/>
+          <w:color w:val="000000" w:themeColor="text1"/>
+          <w:lang w:val="en-US"/>
+        </w:rPr>
+        <w:t>B</w:t>
+      </w:r>
+      <w:r>
+        <w:rPr>
+          <w:rFonts w:ascii="Times New Roman" w:hAnsi="Times New Roman" w:cs="Times New Roman"/>
+          <w:bCs/>
+          <w:color w:val="000000" w:themeColor="text1"/>
+        </w:rPr>
+        <w:t xml:space="preserve"> – 11-разрядные беззнаковые числа</w:t>
+      </w:r>
+    </w:p>
+    <w:p>
+      <w:pPr>
+        <w:ind w:left="-5"/>
+        <w:rPr>
+          <w:rFonts w:ascii="Times New Roman" w:hAnsi="Times New Roman" w:cs="Times New Roman"/>
+          <w:bCs/>
+          <w:color w:val="000000" w:themeColor="text1"/>
+        </w:rPr>
+      </w:pPr>
+      <w:r>
+        <w:rPr>
+          <w:rFonts w:ascii="Times New Roman" w:hAnsi="Times New Roman" w:cs="Times New Roman"/>
+          <w:bCs/>
+          <w:color w:val="000000" w:themeColor="text1"/>
+          <w:lang w:val="en-US"/>
+        </w:rPr>
+        <w:t>N</w:t>
+      </w:r>
+      <w:r>
+        <w:rPr>
+          <w:rFonts w:ascii="Times New Roman" w:hAnsi="Times New Roman" w:cs="Times New Roman"/>
+          <w:bCs/>
+          <w:color w:val="000000" w:themeColor="text1"/>
+        </w:rPr>
+        <w:t xml:space="preserve"> = </w:t>
+      </w:r>
+      <w:r>
+        <w:rPr>
+          <w:rFonts w:ascii="Times New Roman" w:hAnsi="Times New Roman" w:cs="Times New Roman"/>
+          <w:bCs/>
+          <w:color w:val="000000" w:themeColor="text1"/>
+          <w:lang w:val="en-US"/>
+        </w:rPr>
+        <w:t>const</w:t>
+      </w:r>
+    </w:p>
+    <w:p>
+      <w:pPr>
+        <w:rPr>
+          <w:rFonts w:ascii="Times New Roman" w:hAnsi="Times New Roman" w:cs="Times New Roman"/>
+          <w:bCs/>
+          <w:color w:val="000000" w:themeColor="text1"/>
+        </w:rPr>
+      </w:pPr>
+      <w:r>
+        <w:rPr>
+          <w:rFonts w:ascii="Times New Roman" w:hAnsi="Times New Roman" w:cs="Times New Roman"/>
+          <w:bCs/>
+          <w:color w:val="000000" w:themeColor="text1"/>
+        </w:rPr>
+        <w:t>-2</w:t>
+      </w:r>
+      <w:r>
+        <w:rPr>
+          <w:rFonts w:ascii="Times New Roman" w:hAnsi="Times New Roman" w:cs="Times New Roman"/>
+          <w:bCs/>
+          <w:color w:val="000000" w:themeColor="text1"/>
+          <w:vertAlign w:val="superscript"/>
+        </w:rPr>
+        <w:t>15</w:t>
+      </w:r>
+      <w:r>
+        <w:rPr>
+          <w:rFonts w:ascii="Times New Roman" w:hAnsi="Times New Roman" w:cs="Times New Roman"/>
+          <w:bCs/>
+          <w:color w:val="000000" w:themeColor="text1"/>
+        </w:rPr>
+        <w:t xml:space="preserve"> </w:t>
+      </w:r>
+      <w:r>
+        <w:rPr>
+          <w:rFonts w:ascii="Times New Roman" w:hAnsi="Times New Roman" w:cs="Times New Roman"/>
+          <w:bCs/>
+          <w:color w:val="000000" w:themeColor="text1"/>
+        </w:rPr>
+        <w:t xml:space="preserve">&lt;= </w:t>
+      </w:r>
+      <w:r>
+        <w:rPr>
+          <w:rFonts w:ascii="Times New Roman" w:hAnsi="Times New Roman" w:cs="Times New Roman"/>
+          <w:bCs/>
+          <w:color w:val="000000" w:themeColor="text1"/>
+        </w:rPr>
+        <w:t>элементы массива</w:t>
+      </w:r>
+      <w:r>
+        <w:rPr>
+          <w:rFonts w:ascii="Times New Roman" w:hAnsi="Times New Roman" w:cs="Times New Roman"/>
+          <w:bCs/>
+          <w:color w:val="000000" w:themeColor="text1"/>
+        </w:rPr>
+        <w:t xml:space="preserve">, </w:t>
+      </w:r>
+      <w:r>
+        <w:rPr>
+          <w:rFonts w:ascii="Times New Roman" w:hAnsi="Times New Roman" w:cs="Times New Roman"/>
+          <w:bCs/>
+          <w:color w:val="000000" w:themeColor="text1"/>
+          <w:lang w:val="en-US"/>
+        </w:rPr>
+        <w:t>R</w:t>
+      </w:r>
+      <w:r>
+        <w:rPr>
+          <w:rFonts w:ascii="Times New Roman" w:hAnsi="Times New Roman" w:cs="Times New Roman"/>
+          <w:bCs/>
+          <w:color w:val="000000" w:themeColor="text1"/>
+        </w:rPr>
+        <w:t xml:space="preserve"> </w:t>
+      </w:r>
+      <w:r>
+        <w:rPr>
+          <w:rFonts w:ascii="Times New Roman" w:hAnsi="Times New Roman" w:cs="Times New Roman"/>
+          <w:bCs/>
+          <w:color w:val="000000" w:themeColor="text1"/>
+        </w:rPr>
+        <w:t>&lt;= 2</w:t>
+      </w:r>
+      <w:r>
+        <w:rPr>
+          <w:rFonts w:ascii="Times New Roman" w:hAnsi="Times New Roman" w:cs="Times New Roman"/>
+          <w:bCs/>
+          <w:color w:val="000000" w:themeColor="text1"/>
+          <w:vertAlign w:val="superscript"/>
+        </w:rPr>
+        <w:t>15</w:t>
+      </w:r>
+      <w:r>
+        <w:rPr>
+          <w:rFonts w:ascii="Times New Roman" w:hAnsi="Times New Roman" w:cs="Times New Roman"/>
+          <w:bCs/>
+          <w:color w:val="000000" w:themeColor="text1"/>
+        </w:rPr>
+        <w:t>-1</w:t>
+      </w:r>
+    </w:p>
+    <w:p>
+      <w:pPr>
+        <w:ind w:left="-5"/>
+        <w:rPr>
+          <w:rFonts w:ascii="Times New Roman" w:hAnsi="Times New Roman" w:cs="Times New Roman"/>
+          <w:bCs/>
+          <w:color w:val="000000" w:themeColor="text1"/>
+        </w:rPr>
+      </w:pPr>
+    </w:p>
+    <w:p>
+      <w:pPr>
+        <w:ind w:left="-5"/>
+        <w:rPr>
+          <w:rFonts w:ascii="Times New Roman" w:hAnsi="Times New Roman" w:cs="Times New Roman"/>
+          <w:b/>
+          <w:color w:val="auto"/>
+        </w:rPr>
+      </w:pPr>
+      <w:r>
+        <w:rPr>
+          <w:rFonts w:ascii="Times New Roman" w:hAnsi="Times New Roman" w:cs="Times New Roman"/>
+          <w:b/>
+          <w:color w:val="auto"/>
+        </w:rPr>
+        <w:t>ОДЗ:</w:t>
+      </w:r>
+    </w:p>
+    <w:p>
+      <w:pPr>
+        <w:rPr>
+          <w:rFonts w:ascii="Times New Roman" w:hAnsi="Times New Roman" w:cs="Times New Roman"/>
+          <w:bCs/>
+          <w:color w:val="000000" w:themeColor="text1"/>
+        </w:rPr>
+      </w:pPr>
+      <w:r>
+        <w:rPr>
+          <w:rFonts w:ascii="Times New Roman" w:hAnsi="Times New Roman" w:cs="Times New Roman"/>
+          <w:bCs/>
+          <w:color w:val="000000" w:themeColor="text1"/>
+        </w:rPr>
+        <w:lastRenderedPageBreak/>
+        <w:t>-2</w:t>
+      </w:r>
+      <w:r>
+        <w:rPr>
+          <w:rFonts w:ascii="Times New Roman" w:hAnsi="Times New Roman" w:cs="Times New Roman"/>
+          <w:bCs/>
+          <w:color w:val="000000" w:themeColor="text1"/>
+          <w:vertAlign w:val="superscript"/>
+        </w:rPr>
+        <w:t>15</w:t>
+      </w:r>
+      <w:r>
+        <w:rPr>
+          <w:rFonts w:ascii="Times New Roman" w:hAnsi="Times New Roman" w:cs="Times New Roman"/>
+          <w:bCs/>
+          <w:color w:val="000000" w:themeColor="text1"/>
+        </w:rPr>
+        <w:t xml:space="preserve"> </w:t>
+      </w:r>
+      <w:r>
+        <w:rPr>
+          <w:rFonts w:ascii="Times New Roman" w:hAnsi="Times New Roman" w:cs="Times New Roman"/>
+          <w:bCs/>
+          <w:color w:val="000000" w:themeColor="text1"/>
+        </w:rPr>
+        <w:t xml:space="preserve">&lt;= </w:t>
+      </w:r>
+      <w:r>
+        <w:rPr>
+          <w:rFonts w:ascii="Times New Roman" w:hAnsi="Times New Roman" w:cs="Times New Roman"/>
+          <w:bCs/>
+          <w:color w:val="000000" w:themeColor="text1"/>
+        </w:rPr>
+        <w:t>элементы массива</w:t>
+      </w:r>
+      <w:r>
+        <w:rPr>
+          <w:rFonts w:ascii="Times New Roman" w:hAnsi="Times New Roman" w:cs="Times New Roman"/>
+          <w:bCs/>
+          <w:color w:val="000000" w:themeColor="text1"/>
+        </w:rPr>
+        <w:t xml:space="preserve">, </w:t>
+      </w:r>
+      <w:r>
+        <w:rPr>
+          <w:rFonts w:ascii="Times New Roman" w:hAnsi="Times New Roman" w:cs="Times New Roman"/>
+          <w:bCs/>
+          <w:color w:val="000000" w:themeColor="text1"/>
+          <w:lang w:val="en-US"/>
+        </w:rPr>
+        <w:t>R</w:t>
+      </w:r>
+      <w:r>
+        <w:rPr>
+          <w:rFonts w:ascii="Times New Roman" w:hAnsi="Times New Roman" w:cs="Times New Roman"/>
+          <w:bCs/>
+          <w:color w:val="000000" w:themeColor="text1"/>
+        </w:rPr>
+        <w:t xml:space="preserve"> </w:t>
+      </w:r>
+      <w:r>
+        <w:rPr>
+          <w:rFonts w:ascii="Times New Roman" w:hAnsi="Times New Roman" w:cs="Times New Roman"/>
+          <w:bCs/>
+          <w:color w:val="000000" w:themeColor="text1"/>
+        </w:rPr>
+        <w:t>&lt;= 2</w:t>
+      </w:r>
+      <w:r>
+        <w:rPr>
+          <w:rFonts w:ascii="Times New Roman" w:hAnsi="Times New Roman" w:cs="Times New Roman"/>
+          <w:bCs/>
+          <w:color w:val="000000" w:themeColor="text1"/>
+          <w:vertAlign w:val="superscript"/>
+        </w:rPr>
+        <w:t>15</w:t>
+      </w:r>
+      <w:r>
+        <w:rPr>
+          <w:rFonts w:ascii="Times New Roman" w:hAnsi="Times New Roman" w:cs="Times New Roman"/>
+          <w:bCs/>
+          <w:color w:val="000000" w:themeColor="text1"/>
+        </w:rPr>
+        <w:t>-1</w:t>
+      </w:r>
+    </w:p>
+    <w:p>
+      <w:pPr>
+        <w:rPr>
+          <w:rFonts w:ascii="Times New Roman" w:hAnsi="Times New Roman" w:cs="Times New Roman"/>
+          <w:bCs/>
+          <w:color w:val="000000" w:themeColor="text1"/>
+        </w:rPr>
+      </w:pPr>
+      <w:r>
+        <w:rPr>
+          <w:rFonts w:ascii="Times New Roman" w:hAnsi="Times New Roman" w:cs="Times New Roman"/>
+          <w:bCs/>
+          <w:color w:val="000000" w:themeColor="text1"/>
+          <w:lang w:val="en-US"/>
+        </w:rPr>
+        <w:t>N</w:t>
+      </w:r>
+      <w:r>
+        <w:rPr>
+          <w:rFonts w:ascii="Times New Roman" w:hAnsi="Times New Roman" w:cs="Times New Roman"/>
+          <w:bCs/>
+          <w:color w:val="000000" w:themeColor="text1"/>
+        </w:rPr>
+        <w:t xml:space="preserve"> = [</w:t>
+      </w:r>
+      <w:r>
+        <w:rPr>
+          <w:rFonts w:ascii="Times New Roman" w:hAnsi="Times New Roman" w:cs="Times New Roman"/>
+          <w:bCs/>
+          <w:color w:val="000000" w:themeColor="text1"/>
+        </w:rPr>
+        <w:t>0</w:t>
+      </w:r>
+      <w:r>
+        <w:rPr>
+          <w:rFonts w:ascii="Times New Roman" w:hAnsi="Times New Roman" w:cs="Times New Roman"/>
+          <w:bCs/>
+          <w:color w:val="000000" w:themeColor="text1"/>
+        </w:rPr>
+        <w:t xml:space="preserve">,5] </w:t>
+      </w:r>
+    </w:p>
+    <w:p>
+      <w:pPr>
+        <w:rPr>
+          <w:rFonts w:ascii="Times New Roman" w:hAnsi="Times New Roman" w:cs="Times New Roman"/>
+          <w:bCs/>
+          <w:color w:val="000000" w:themeColor="text1"/>
+          <w:lang w:val="en-US"/>
+        </w:rPr>
+      </w:pPr>
+      <w:r>
+        <w:rPr>
+          <w:rFonts w:ascii="Times New Roman" w:hAnsi="Times New Roman" w:cs="Times New Roman"/>
+          <w:bCs/>
+          <w:color w:val="000000" w:themeColor="text1"/>
+          <w:lang w:val="en-US"/>
+        </w:rPr>
+        <w:t>A</w:t>
+      </w:r>
+      <w:r>
+        <w:rPr>
+          <w:rFonts w:ascii="Times New Roman" w:hAnsi="Times New Roman" w:cs="Times New Roman"/>
+          <w:bCs/>
+          <w:color w:val="000000" w:themeColor="text1"/>
+          <w:lang w:val="en-US"/>
+        </w:rPr>
+        <w:t xml:space="preserve"> = [0, 591- </w:t>
+      </w:r>
+      <w:r>
+        <w:rPr>
+          <w:rFonts w:ascii="Times New Roman" w:hAnsi="Times New Roman" w:cs="Times New Roman"/>
+          <w:bCs/>
+          <w:color w:val="000000" w:themeColor="text1"/>
+          <w:lang w:val="en-US"/>
+        </w:rPr>
+        <w:t>N</w:t>
+      </w:r>
+      <w:r>
+        <w:rPr>
+          <w:rFonts w:ascii="Times New Roman" w:hAnsi="Times New Roman" w:cs="Times New Roman"/>
+          <w:bCs/>
+          <w:color w:val="000000" w:themeColor="text1"/>
+          <w:lang w:val="en-US"/>
+        </w:rPr>
+        <w:t xml:space="preserve">] </w:t>
+      </w:r>
+      <w:r>
+        <w:rPr>
+          <w:rFonts w:ascii="Cambria Math" w:hAnsi="Cambria Math" w:cs="Cambria Math"/>
+          <w:color w:val="000000" w:themeColor="text1"/>
+          <w:szCs w:val="24"/>
+          <w:shd w:val="clear" w:color="auto" w:fill="FFFFFF" w:themeFill="background1"/>
+          <w:lang w:val="en-US"/>
+        </w:rPr>
+        <w:t>∪</w:t>
+      </w:r>
+      <w:r>
+        <w:rPr>
+          <w:rFonts w:ascii="Times New Roman" w:hAnsi="Times New Roman" w:cs="Times New Roman"/>
+          <w:bCs/>
+          <w:color w:val="000000" w:themeColor="text1"/>
+          <w:lang w:val="en-US"/>
+        </w:rPr>
+        <w:t xml:space="preserve"> [5</w:t>
+      </w:r>
+      <w:r>
+        <w:rPr>
+          <w:rFonts w:ascii="Times New Roman" w:hAnsi="Times New Roman" w:cs="Times New Roman"/>
+          <w:bCs/>
+          <w:color w:val="000000" w:themeColor="text1"/>
+          <w:lang w:val="en-US"/>
+        </w:rPr>
+        <w:t>A</w:t>
+      </w:r>
+      <w:r>
+        <w:rPr>
+          <w:rFonts w:ascii="Times New Roman" w:hAnsi="Times New Roman" w:cs="Times New Roman"/>
+          <w:bCs/>
+          <w:color w:val="000000" w:themeColor="text1"/>
+          <w:lang w:val="en-US"/>
+        </w:rPr>
+        <w:t xml:space="preserve">5, </w:t>
+      </w:r>
+      <w:r>
+        <w:rPr>
+          <w:rFonts w:ascii="Times New Roman" w:hAnsi="Times New Roman" w:cs="Times New Roman"/>
+          <w:bCs/>
+          <w:color w:val="000000" w:themeColor="text1"/>
+          <w:lang w:val="en-US"/>
+        </w:rPr>
+        <w:t>7</w:t>
+      </w:r>
+      <w:r>
+        <w:rPr>
+          <w:rFonts w:ascii="Times New Roman" w:hAnsi="Times New Roman" w:cs="Times New Roman"/>
+          <w:bCs/>
+          <w:color w:val="000000" w:themeColor="text1"/>
+          <w:lang w:val="en-US"/>
+        </w:rPr>
+        <w:t>FF</w:t>
+      </w:r>
+      <w:r>
+        <w:rPr>
+          <w:rFonts w:ascii="Times New Roman" w:hAnsi="Times New Roman" w:cs="Times New Roman"/>
+          <w:bCs/>
+          <w:color w:val="000000" w:themeColor="text1"/>
+          <w:lang w:val="en-US"/>
+        </w:rPr>
+        <w:t xml:space="preserve"> - </w:t>
+      </w:r>
+      <w:r>
+        <w:rPr>
+          <w:rFonts w:ascii="Times New Roman" w:hAnsi="Times New Roman" w:cs="Times New Roman"/>
+          <w:bCs/>
+          <w:color w:val="000000" w:themeColor="text1"/>
+          <w:lang w:val="en-US"/>
+        </w:rPr>
+        <w:t>N</w:t>
+      </w:r>
+      <w:r>
+        <w:rPr>
+          <w:rFonts w:ascii="Times New Roman" w:hAnsi="Times New Roman" w:cs="Times New Roman"/>
+          <w:bCs/>
+          <w:color w:val="000000" w:themeColor="text1"/>
+          <w:lang w:val="en-US"/>
+        </w:rPr>
+        <w:t>]</w:t>
+      </w:r>
+    </w:p>
+    <w:p>
+      <w:pPr>
+        <w:rPr>
+          <w:rFonts w:ascii="Times New Roman" w:hAnsi="Times New Roman" w:cs="Times New Roman"/>
+          <w:bCs/>
+          <w:color w:val="000000" w:themeColor="text1"/>
+          <w:lang w:val="en-US"/>
+        </w:rPr>
+      </w:pPr>
+      <w:r>
+        <w:rPr>
+          <w:rFonts w:ascii="Times New Roman" w:hAnsi="Times New Roman" w:cs="Times New Roman"/>
+          <w:bCs/>
+          <w:color w:val="000000" w:themeColor="text1"/>
+          <w:lang w:val="en-US"/>
+        </w:rPr>
+        <w:t>B = [A, A</w:t>
+      </w:r>
+      <w:r>
+        <w:rPr>
+          <w:rFonts w:ascii="Times New Roman" w:hAnsi="Times New Roman" w:cs="Times New Roman"/>
+          <w:bCs/>
+          <w:color w:val="000000" w:themeColor="text1"/>
+          <w:vertAlign w:val="subscript"/>
+          <w:lang w:val="en-US"/>
+        </w:rPr>
+        <w:t xml:space="preserve"> </w:t>
+      </w:r>
+      <w:r>
+        <w:rPr>
+          <w:rFonts w:ascii="Times New Roman" w:hAnsi="Times New Roman" w:cs="Times New Roman"/>
+          <w:bCs/>
+          <w:color w:val="000000" w:themeColor="text1"/>
+          <w:lang w:val="en-US"/>
+        </w:rPr>
+        <w:t>+ N</w:t>
+      </w:r>
+      <w:r>
+        <w:rPr>
+          <w:rFonts w:ascii="Times New Roman" w:hAnsi="Times New Roman" w:cs="Times New Roman"/>
+          <w:bCs/>
+          <w:color w:val="000000" w:themeColor="text1"/>
+          <w:vertAlign w:val="subscript"/>
+          <w:lang w:val="en-US"/>
+        </w:rPr>
+        <w:t xml:space="preserve"> </w:t>
+      </w:r>
+      <w:r>
+        <w:rPr>
+          <w:rFonts w:ascii="Times New Roman" w:hAnsi="Times New Roman" w:cs="Times New Roman"/>
+          <w:bCs/>
+          <w:color w:val="000000" w:themeColor="text1"/>
+          <w:lang w:val="en-US"/>
+        </w:rPr>
+        <w:t>- 1]</w:t>
+      </w:r>
+    </w:p>
+    <w:p>
+      <w:pPr>
+        <w:rPr>
+          <w:rFonts w:ascii="Times New Roman" w:hAnsi="Times New Roman" w:cs="Times New Roman"/>
+          <w:lang w:val="en-US"/>
+        </w:rPr>
+      </w:pPr>
     </w:p>
     <w:p>
       <w:pPr>
@@ -4923,7 +4551,6 @@
         <w:spacing w:after="0"/>
         <w:rPr>
           <w:rFonts w:ascii="Times New Roman" w:hAnsi="Times New Roman" w:cs="Times New Roman"/>
-          <w:lang w:val="en-US"/>
         </w:rPr>
       </w:pPr>
       <w:r>
@@ -4956,1113 +4583,87 @@
     </w:p>
     <w:p>
       <w:pPr>
-        <w:ind w:left="-5"/>
+        <w:spacing w:after="0"/>
         <w:rPr>
           <w:rFonts w:ascii="Times New Roman" w:hAnsi="Times New Roman" w:cs="Times New Roman"/>
           <w:b/>
-          <w:color w:val="000000" w:themeColor="text1"/>
+          <w:bCs/>
         </w:rPr>
       </w:pPr>
       <w:r>
         <w:rPr>
           <w:rFonts w:ascii="Times New Roman" w:hAnsi="Times New Roman" w:cs="Times New Roman"/>
           <w:b/>
-          <w:color w:val="000000" w:themeColor="text1"/>
+          <w:bCs/>
         </w:rPr>
-        <w:t>Область представления:</w:t>
+        <w:t>Адреса первой и последней выполняемой команд</w:t>
+      </w:r>
+      <w:r>
+        <w:rPr>
+          <w:rFonts w:ascii="Times New Roman" w:hAnsi="Times New Roman" w:cs="Times New Roman"/>
+          <w:b/>
+          <w:bCs/>
+        </w:rPr>
+        <w:t>ы:</w:t>
       </w:r>
     </w:p>
     <w:p>
       <w:pPr>
-        <w:ind w:left="-5"/>
+        <w:spacing w:after="0"/>
         <w:rPr>
           <w:rFonts w:ascii="Times New Roman" w:hAnsi="Times New Roman" w:cs="Times New Roman"/>
-          <w:bCs/>
-          <w:color w:val="000000" w:themeColor="text1"/>
+        </w:rPr>
+      </w:pPr>
+    </w:p>
+    <w:p>
+      <w:pPr>
+        <w:spacing w:after="0"/>
+        <w:rPr>
+          <w:rFonts w:ascii="Times New Roman" w:hAnsi="Times New Roman" w:cs="Times New Roman"/>
         </w:rPr>
       </w:pPr>
       <w:r>
         <w:rPr>
           <w:rFonts w:ascii="Times New Roman" w:hAnsi="Times New Roman" w:cs="Times New Roman"/>
-          <w:bCs/>
-          <w:color w:val="000000" w:themeColor="text1"/>
-          <w:lang w:val="en-US"/>
         </w:rPr>
-        <w:t>A</w:t>
+        <w:t xml:space="preserve">Первая команда: </w:t>
       </w:r>
       <w:r>
         <w:rPr>
           <w:rFonts w:ascii="Times New Roman" w:hAnsi="Times New Roman" w:cs="Times New Roman"/>
-          <w:bCs/>
-          <w:color w:val="000000" w:themeColor="text1"/>
         </w:rPr>
-        <w:t>,</w:t>
-      </w:r>
-      <w:r>
-        <w:rPr>
-          <w:rFonts w:ascii="Times New Roman" w:hAnsi="Times New Roman" w:cs="Times New Roman"/>
-          <w:bCs/>
-          <w:color w:val="000000" w:themeColor="text1"/>
-          <w:lang w:val="en-US"/>
-        </w:rPr>
-        <w:t>B</w:t>
-      </w:r>
-      <w:r>
-        <w:rPr>
-          <w:rFonts w:ascii="Times New Roman" w:hAnsi="Times New Roman" w:cs="Times New Roman"/>
-          <w:bCs/>
-          <w:color w:val="000000" w:themeColor="text1"/>
-        </w:rPr>
-        <w:t xml:space="preserve"> – 11-разрядные </w:t>
-      </w:r>
-      <w:r>
-        <w:rPr>
-          <w:rFonts w:ascii="Times New Roman" w:hAnsi="Times New Roman" w:cs="Times New Roman"/>
-          <w:bCs/>
-          <w:color w:val="000000" w:themeColor="text1"/>
-        </w:rPr>
-        <w:t>беззнаковые числа</w:t>
+        <w:t>595</w:t>
       </w:r>
     </w:p>
     <w:p>
       <w:pPr>
-        <w:ind w:left="-5"/>
+        <w:spacing w:after="0"/>
         <w:rPr>
           <w:rFonts w:ascii="Times New Roman" w:hAnsi="Times New Roman" w:cs="Times New Roman"/>
-          <w:bCs/>
-          <w:color w:val="000000" w:themeColor="text1"/>
         </w:rPr>
       </w:pPr>
       <w:r>
         <w:rPr>
           <w:rFonts w:ascii="Times New Roman" w:hAnsi="Times New Roman" w:cs="Times New Roman"/>
-          <w:bCs/>
-          <w:color w:val="000000" w:themeColor="text1"/>
         </w:rPr>
-        <w:t>Элементы массива – 16-разрядные знаковые числа</w:t>
+        <w:t>Последняя команда: 5А4</w:t>
       </w:r>
     </w:p>
     <w:p>
       <w:pPr>
-        <w:ind w:left="-5"/>
+        <w:spacing w:after="0"/>
         <w:rPr>
           <w:rFonts w:ascii="Times New Roman" w:hAnsi="Times New Roman" w:cs="Times New Roman"/>
-          <w:bCs/>
-          <w:color w:val="000000" w:themeColor="text1"/>
         </w:rPr>
       </w:pPr>
-      <w:r>
-        <w:rPr>
-          <w:rFonts w:ascii="Times New Roman" w:hAnsi="Times New Roman" w:cs="Times New Roman"/>
-          <w:bCs/>
-          <w:color w:val="000000" w:themeColor="text1"/>
-          <w:lang w:val="en-US"/>
-        </w:rPr>
-        <w:t>R</w:t>
-      </w:r>
-      <w:r>
-        <w:rPr>
-          <w:rFonts w:ascii="Times New Roman" w:hAnsi="Times New Roman" w:cs="Times New Roman"/>
-          <w:bCs/>
-          <w:color w:val="000000" w:themeColor="text1"/>
-        </w:rPr>
-        <w:t xml:space="preserve"> – </w:t>
-      </w:r>
-      <w:r>
-        <w:rPr>
-          <w:rFonts w:ascii="Times New Roman" w:hAnsi="Times New Roman" w:cs="Times New Roman"/>
-          <w:bCs/>
-          <w:color w:val="000000" w:themeColor="text1"/>
-        </w:rPr>
-        <w:t>16-разрядное знаковое число</w:t>
-      </w:r>
     </w:p>
     <w:p>
       <w:pPr>
-        <w:ind w:left="-5"/>
+        <w:spacing w:after="0"/>
         <w:rPr>
           <w:rFonts w:ascii="Times New Roman" w:hAnsi="Times New Roman" w:cs="Times New Roman"/>
-          <w:b/>
-          <w:color w:val="auto"/>
         </w:rPr>
       </w:pPr>
-      <w:r>
-        <w:rPr>
-          <w:rFonts w:ascii="Times New Roman" w:hAnsi="Times New Roman" w:cs="Times New Roman"/>
-          <w:b/>
-          <w:color w:val="auto"/>
-        </w:rPr>
-        <w:t>ОДЗ:</w:t>
-      </w:r>
-    </w:p>
-    <w:p>
-      <w:pPr>
-        <w:rPr>
-          <w:rFonts w:ascii="Times New Roman" w:hAnsi="Times New Roman" w:cs="Times New Roman"/>
-          <w:bCs/>
-          <w:color w:val="000000" w:themeColor="text1"/>
-          <w:vertAlign w:val="superscript"/>
-        </w:rPr>
-      </w:pPr>
-      <w:r>
-        <w:rPr>
-          <w:rFonts w:ascii="Times New Roman" w:hAnsi="Times New Roman" w:cs="Times New Roman"/>
-          <w:bCs/>
-          <w:color w:val="000000" w:themeColor="text1"/>
-        </w:rPr>
-        <w:t>-2</w:t>
-      </w:r>
-      <w:r>
-        <w:rPr>
-          <w:rFonts w:ascii="Times New Roman" w:hAnsi="Times New Roman" w:cs="Times New Roman"/>
-          <w:bCs/>
-          <w:color w:val="000000" w:themeColor="text1"/>
-          <w:vertAlign w:val="superscript"/>
-        </w:rPr>
-        <w:t>15</w:t>
-      </w:r>
-      <w:r>
-        <w:rPr>
-          <w:rFonts w:ascii="Times New Roman" w:hAnsi="Times New Roman" w:cs="Times New Roman"/>
-          <w:bCs/>
-          <w:color w:val="000000" w:themeColor="text1"/>
-        </w:rPr>
-        <w:t xml:space="preserve"> </w:t>
-      </w:r>
-      <w:r>
-        <w:rPr>
-          <w:rFonts w:ascii="Times New Roman" w:hAnsi="Times New Roman" w:cs="Times New Roman"/>
-          <w:bCs/>
-          <w:color w:val="000000" w:themeColor="text1"/>
-        </w:rPr>
-        <w:t xml:space="preserve">&lt;= </w:t>
-      </w:r>
-      <w:r>
-        <w:rPr>
-          <w:rFonts w:ascii="Times New Roman" w:hAnsi="Times New Roman" w:cs="Times New Roman"/>
-          <w:bCs/>
-          <w:color w:val="000000" w:themeColor="text1"/>
-        </w:rPr>
-        <w:t>элементы массива</w:t>
-      </w:r>
-      <w:r>
-        <w:rPr>
-          <w:rFonts w:ascii="Times New Roman" w:hAnsi="Times New Roman" w:cs="Times New Roman"/>
-          <w:bCs/>
-          <w:color w:val="000000" w:themeColor="text1"/>
-        </w:rPr>
-        <w:t xml:space="preserve">, </w:t>
-      </w:r>
-      <w:r>
-        <w:rPr>
-          <w:rFonts w:ascii="Times New Roman" w:hAnsi="Times New Roman" w:cs="Times New Roman"/>
-          <w:bCs/>
-          <w:color w:val="000000" w:themeColor="text1"/>
-          <w:lang w:val="en-US"/>
-        </w:rPr>
-        <w:t>R</w:t>
-      </w:r>
-      <w:r>
-        <w:rPr>
-          <w:rFonts w:ascii="Times New Roman" w:hAnsi="Times New Roman" w:cs="Times New Roman"/>
-          <w:bCs/>
-          <w:color w:val="000000" w:themeColor="text1"/>
-        </w:rPr>
-        <w:t xml:space="preserve"> </w:t>
-      </w:r>
-      <w:r>
-        <w:rPr>
-          <w:rFonts w:ascii="Times New Roman" w:hAnsi="Times New Roman" w:cs="Times New Roman"/>
-          <w:bCs/>
-          <w:color w:val="000000" w:themeColor="text1"/>
-        </w:rPr>
-        <w:t>&lt;= 2</w:t>
-      </w:r>
-      <w:r>
-        <w:rPr>
-          <w:rFonts w:ascii="Times New Roman" w:hAnsi="Times New Roman" w:cs="Times New Roman"/>
-          <w:bCs/>
-          <w:color w:val="000000" w:themeColor="text1"/>
-          <w:vertAlign w:val="superscript"/>
-        </w:rPr>
-        <w:t>15</w:t>
-      </w:r>
-    </w:p>
-    <w:p>
-      <w:pPr>
-        <w:rPr>
-          <w:rFonts w:ascii="Times New Roman" w:hAnsi="Times New Roman" w:cs="Times New Roman"/>
-          <w:bCs/>
-          <w:color w:val="000000" w:themeColor="text1"/>
-        </w:rPr>
-      </w:pPr>
-      <w:r>
-        <w:rPr>
-          <w:rFonts w:ascii="Times New Roman" w:hAnsi="Times New Roman" w:cs="Times New Roman"/>
-          <w:bCs/>
-          <w:color w:val="000000" w:themeColor="text1"/>
-        </w:rPr>
-        <w:t xml:space="preserve">Следующие числа </w:t>
-      </w:r>
-      <w:r>
-        <w:rPr>
-          <w:rFonts w:ascii="Times New Roman" w:hAnsi="Times New Roman" w:cs="Times New Roman"/>
-          <w:bCs/>
-          <w:color w:val="000000" w:themeColor="text1"/>
-        </w:rPr>
-        <w:t>целые беззнаковые:</w:t>
-      </w:r>
-    </w:p>
-    <w:p>
-      <w:pPr>
-        <w:rPr>
-          <w:rFonts w:ascii="Times New Roman" w:hAnsi="Times New Roman" w:cs="Times New Roman"/>
-          <w:bCs/>
-          <w:color w:val="000000" w:themeColor="text1"/>
-          <w:lang w:val="en-US"/>
-        </w:rPr>
-      </w:pPr>
-      <w:r>
-        <w:rPr>
-          <w:rFonts w:ascii="Times New Roman" w:hAnsi="Times New Roman" w:cs="Times New Roman"/>
-          <w:bCs/>
-          <w:color w:val="000000" w:themeColor="text1"/>
-          <w:lang w:val="en-US"/>
-        </w:rPr>
-        <w:t xml:space="preserve">1) </w:t>
-      </w:r>
-      <w:r>
-        <w:rPr>
-          <w:rFonts w:ascii="Times New Roman" w:hAnsi="Times New Roman" w:cs="Times New Roman"/>
-          <w:bCs/>
-          <w:color w:val="000000" w:themeColor="text1"/>
-          <w:lang w:val="en-US"/>
-        </w:rPr>
-        <w:t>N</w:t>
-      </w:r>
-      <w:r>
-        <w:rPr>
-          <w:rFonts w:ascii="Times New Roman" w:hAnsi="Times New Roman" w:cs="Times New Roman"/>
-          <w:bCs/>
-          <w:color w:val="000000" w:themeColor="text1"/>
-          <w:vertAlign w:val="subscript"/>
-          <w:lang w:val="en-US"/>
-        </w:rPr>
-        <w:t>10</w:t>
-      </w:r>
-      <w:r>
-        <w:rPr>
-          <w:rFonts w:ascii="Times New Roman" w:hAnsi="Times New Roman" w:cs="Times New Roman"/>
-          <w:bCs/>
-          <w:color w:val="000000" w:themeColor="text1"/>
-          <w:lang w:val="en-US"/>
-        </w:rPr>
-        <w:t xml:space="preserve"> =</w:t>
-      </w:r>
-      <w:r>
-        <w:rPr>
-          <w:rFonts w:ascii="Times New Roman" w:hAnsi="Times New Roman" w:cs="Times New Roman"/>
-          <w:bCs/>
-          <w:color w:val="000000" w:themeColor="text1"/>
-          <w:lang w:val="en-US"/>
-        </w:rPr>
-        <w:t xml:space="preserve"> </w:t>
-      </w:r>
-      <w:r>
-        <w:rPr>
-          <w:rFonts w:ascii="Times New Roman" w:hAnsi="Times New Roman" w:cs="Times New Roman"/>
-          <w:bCs/>
-          <w:color w:val="000000" w:themeColor="text1"/>
-          <w:lang w:val="en-US"/>
-        </w:rPr>
-        <w:t>[0,</w:t>
-      </w:r>
-      <w:r>
-        <w:rPr>
-          <w:rFonts w:ascii="Times New Roman" w:hAnsi="Times New Roman" w:cs="Times New Roman"/>
-          <w:bCs/>
-          <w:color w:val="000000" w:themeColor="text1"/>
-          <w:lang w:val="en-US"/>
-        </w:rPr>
-        <w:t xml:space="preserve"> </w:t>
-      </w:r>
-      <w:r>
-        <w:rPr>
-          <w:rFonts w:ascii="Times New Roman" w:hAnsi="Times New Roman" w:cs="Times New Roman"/>
-          <w:bCs/>
-          <w:color w:val="000000" w:themeColor="text1"/>
-          <w:lang w:val="en-US"/>
-        </w:rPr>
-        <w:t>max1(N</w:t>
-      </w:r>
-      <w:r>
-        <w:rPr>
-          <w:rFonts w:ascii="Times New Roman" w:hAnsi="Times New Roman" w:cs="Times New Roman"/>
-          <w:bCs/>
-          <w:color w:val="000000" w:themeColor="text1"/>
-          <w:vertAlign w:val="subscript"/>
-          <w:lang w:val="en-US"/>
-        </w:rPr>
-        <w:t>10</w:t>
-      </w:r>
-      <w:r>
-        <w:rPr>
-          <w:rFonts w:ascii="Times New Roman" w:hAnsi="Times New Roman" w:cs="Times New Roman"/>
-          <w:bCs/>
-          <w:color w:val="000000" w:themeColor="text1"/>
-          <w:lang w:val="en-US"/>
-        </w:rPr>
-        <w:t>)</w:t>
-      </w:r>
-      <w:r>
-        <w:rPr>
-          <w:rFonts w:ascii="Times New Roman" w:hAnsi="Times New Roman" w:cs="Times New Roman"/>
-          <w:bCs/>
-          <w:color w:val="000000" w:themeColor="text1"/>
-          <w:lang w:val="en-US"/>
-        </w:rPr>
-        <w:t>]</w:t>
-      </w:r>
-      <w:r>
-        <w:rPr>
-          <w:rFonts w:ascii="Times New Roman" w:hAnsi="Times New Roman" w:cs="Times New Roman"/>
-          <w:bCs/>
-          <w:color w:val="000000" w:themeColor="text1"/>
-          <w:lang w:val="en-US"/>
-        </w:rPr>
-        <w:t xml:space="preserve"> -&gt; </w:t>
-      </w:r>
-      <w:r>
-        <w:rPr>
-          <w:rFonts w:ascii="Times New Roman" w:hAnsi="Times New Roman" w:cs="Times New Roman"/>
-          <w:bCs/>
-          <w:color w:val="000000" w:themeColor="text1"/>
-          <w:lang w:val="en-US"/>
-        </w:rPr>
-        <w:t>A</w:t>
-      </w:r>
-      <w:r>
-        <w:rPr>
-          <w:rFonts w:ascii="Times New Roman" w:hAnsi="Times New Roman" w:cs="Times New Roman"/>
-          <w:bCs/>
-          <w:color w:val="000000" w:themeColor="text1"/>
-          <w:vertAlign w:val="subscript"/>
-          <w:lang w:val="en-US"/>
-        </w:rPr>
-        <w:t>16</w:t>
-      </w:r>
-      <w:r>
-        <w:rPr>
-          <w:rFonts w:ascii="Times New Roman" w:hAnsi="Times New Roman" w:cs="Times New Roman"/>
-          <w:bCs/>
-          <w:color w:val="000000" w:themeColor="text1"/>
-          <w:lang w:val="en-US"/>
-        </w:rPr>
-        <w:t xml:space="preserve"> = [</w:t>
-      </w:r>
-      <w:r>
-        <w:rPr>
-          <w:rFonts w:ascii="Times New Roman" w:hAnsi="Times New Roman" w:cs="Times New Roman"/>
-          <w:bCs/>
-          <w:color w:val="000000" w:themeColor="text1"/>
-          <w:lang w:val="en-US"/>
-        </w:rPr>
-        <w:t>0</w:t>
-      </w:r>
-      <w:r>
-        <w:rPr>
-          <w:rFonts w:ascii="Times New Roman" w:hAnsi="Times New Roman" w:cs="Times New Roman"/>
-          <w:bCs/>
-          <w:color w:val="000000" w:themeColor="text1"/>
-          <w:lang w:val="en-US"/>
-        </w:rPr>
-        <w:t xml:space="preserve">, </w:t>
-      </w:r>
-      <w:r>
-        <w:rPr>
-          <w:rFonts w:ascii="Times New Roman" w:hAnsi="Times New Roman" w:cs="Times New Roman"/>
-          <w:bCs/>
-          <w:color w:val="000000" w:themeColor="text1"/>
-          <w:lang w:val="en-US"/>
-        </w:rPr>
-        <w:t>5</w:t>
-      </w:r>
-      <w:r>
-        <w:rPr>
-          <w:rFonts w:ascii="Times New Roman" w:hAnsi="Times New Roman" w:cs="Times New Roman"/>
-          <w:bCs/>
-          <w:color w:val="000000" w:themeColor="text1"/>
-          <w:lang w:val="en-US"/>
-        </w:rPr>
-        <w:t>91</w:t>
-      </w:r>
-      <w:r>
-        <w:rPr>
-          <w:rFonts w:ascii="Times New Roman" w:hAnsi="Times New Roman" w:cs="Times New Roman"/>
-          <w:bCs/>
-          <w:color w:val="000000" w:themeColor="text1"/>
-          <w:lang w:val="en-US"/>
-        </w:rPr>
-        <w:t>-</w:t>
-      </w:r>
-      <w:r>
-        <w:rPr>
-          <w:rFonts w:ascii="Times New Roman" w:hAnsi="Times New Roman" w:cs="Times New Roman"/>
-          <w:bCs/>
-          <w:color w:val="000000" w:themeColor="text1"/>
-          <w:lang w:val="en-US"/>
-        </w:rPr>
-        <w:t xml:space="preserve"> </w:t>
-      </w:r>
-      <w:r>
-        <w:rPr>
-          <w:rFonts w:ascii="Times New Roman" w:hAnsi="Times New Roman" w:cs="Times New Roman"/>
-          <w:bCs/>
-          <w:color w:val="000000" w:themeColor="text1"/>
-          <w:lang w:val="en-US"/>
-        </w:rPr>
-        <w:t>N</w:t>
-      </w:r>
-      <w:r>
-        <w:rPr>
-          <w:rFonts w:ascii="Times New Roman" w:hAnsi="Times New Roman" w:cs="Times New Roman"/>
-          <w:bCs/>
-          <w:color w:val="000000" w:themeColor="text1"/>
-          <w:vertAlign w:val="subscript"/>
-          <w:lang w:val="en-US"/>
-        </w:rPr>
-        <w:t>16</w:t>
-      </w:r>
-      <w:r>
-        <w:rPr>
-          <w:rFonts w:ascii="Times New Roman" w:hAnsi="Times New Roman" w:cs="Times New Roman"/>
-          <w:bCs/>
-          <w:color w:val="000000" w:themeColor="text1"/>
-          <w:lang w:val="en-US"/>
-        </w:rPr>
-        <w:t>]</w:t>
-      </w:r>
-      <w:r>
-        <w:rPr>
-          <w:rFonts w:ascii="Times New Roman" w:hAnsi="Times New Roman" w:cs="Times New Roman"/>
-          <w:bCs/>
-          <w:color w:val="000000" w:themeColor="text1"/>
-          <w:lang w:val="en-US"/>
-        </w:rPr>
-        <w:t xml:space="preserve"> </w:t>
-      </w:r>
-      <w:r>
-        <w:rPr>
-          <w:rFonts w:ascii="Cambria Math" w:hAnsi="Cambria Math" w:cs="Cambria Math"/>
-          <w:color w:val="000000" w:themeColor="text1"/>
-          <w:szCs w:val="24"/>
-          <w:shd w:val="clear" w:color="auto" w:fill="FFFFFF" w:themeFill="background1"/>
-          <w:lang w:val="en-US"/>
-        </w:rPr>
-        <w:t>∪</w:t>
-      </w:r>
-      <w:r>
-        <w:rPr>
-          <w:rFonts w:ascii="Times New Roman" w:hAnsi="Times New Roman" w:cs="Times New Roman"/>
-          <w:bCs/>
-          <w:color w:val="000000" w:themeColor="text1"/>
-          <w:lang w:val="en-US"/>
-        </w:rPr>
-        <w:t xml:space="preserve"> </w:t>
-      </w:r>
-      <w:r>
-        <w:rPr>
-          <w:rFonts w:ascii="Times New Roman" w:hAnsi="Times New Roman" w:cs="Times New Roman"/>
-          <w:bCs/>
-          <w:color w:val="000000" w:themeColor="text1"/>
-          <w:lang w:val="en-US"/>
-        </w:rPr>
-        <w:t>[</w:t>
-      </w:r>
-      <w:r>
-        <w:rPr>
-          <w:rFonts w:ascii="Times New Roman" w:hAnsi="Times New Roman" w:cs="Times New Roman"/>
-          <w:bCs/>
-          <w:color w:val="000000" w:themeColor="text1"/>
-          <w:lang w:val="en-US"/>
-        </w:rPr>
-        <w:t>5A5, FFF</w:t>
-      </w:r>
-      <w:r>
-        <w:rPr>
-          <w:rFonts w:ascii="Times New Roman" w:hAnsi="Times New Roman" w:cs="Times New Roman"/>
-          <w:bCs/>
-          <w:color w:val="000000" w:themeColor="text1"/>
-          <w:lang w:val="en-US"/>
-        </w:rPr>
-        <w:t xml:space="preserve"> </w:t>
-      </w:r>
-      <w:r>
-        <w:rPr>
-          <w:rFonts w:ascii="Times New Roman" w:hAnsi="Times New Roman" w:cs="Times New Roman"/>
-          <w:bCs/>
-          <w:color w:val="000000" w:themeColor="text1"/>
-          <w:lang w:val="en-US"/>
-        </w:rPr>
-        <w:t>-</w:t>
-      </w:r>
-      <w:r>
-        <w:rPr>
-          <w:rFonts w:ascii="Times New Roman" w:hAnsi="Times New Roman" w:cs="Times New Roman"/>
-          <w:bCs/>
-          <w:color w:val="000000" w:themeColor="text1"/>
-          <w:lang w:val="en-US"/>
-        </w:rPr>
-        <w:t xml:space="preserve"> </w:t>
-      </w:r>
-      <w:r>
-        <w:rPr>
-          <w:rFonts w:ascii="Times New Roman" w:hAnsi="Times New Roman" w:cs="Times New Roman"/>
-          <w:bCs/>
-          <w:color w:val="000000" w:themeColor="text1"/>
-          <w:lang w:val="en-US"/>
-        </w:rPr>
-        <w:t>N</w:t>
-      </w:r>
-      <w:r>
-        <w:rPr>
-          <w:rFonts w:ascii="Times New Roman" w:hAnsi="Times New Roman" w:cs="Times New Roman"/>
-          <w:bCs/>
-          <w:color w:val="000000" w:themeColor="text1"/>
-          <w:vertAlign w:val="subscript"/>
-          <w:lang w:val="en-US"/>
-        </w:rPr>
-        <w:t>16</w:t>
-      </w:r>
-      <w:r>
-        <w:rPr>
-          <w:rFonts w:ascii="Times New Roman" w:hAnsi="Times New Roman" w:cs="Times New Roman"/>
-          <w:bCs/>
-          <w:color w:val="000000" w:themeColor="text1"/>
-          <w:lang w:val="en-US"/>
-        </w:rPr>
-        <w:t>]</w:t>
-      </w:r>
-    </w:p>
-    <w:p>
-      <w:pPr>
-        <w:rPr>
-          <w:rFonts w:ascii="Times New Roman" w:hAnsi="Times New Roman" w:cs="Times New Roman"/>
-          <w:bCs/>
-          <w:color w:val="000000" w:themeColor="text1"/>
-          <w:lang w:val="en-US"/>
-        </w:rPr>
-      </w:pPr>
-      <w:r>
-        <w:rPr>
-          <w:rFonts w:ascii="Times New Roman" w:hAnsi="Times New Roman" w:cs="Times New Roman"/>
-          <w:bCs/>
-          <w:color w:val="000000" w:themeColor="text1"/>
-          <w:lang w:val="en-US"/>
-        </w:rPr>
-        <w:t>m</w:t>
-      </w:r>
-      <w:r>
-        <w:rPr>
-          <w:rFonts w:ascii="Times New Roman" w:hAnsi="Times New Roman" w:cs="Times New Roman"/>
-          <w:bCs/>
-          <w:color w:val="000000" w:themeColor="text1"/>
-          <w:lang w:val="en-US"/>
-        </w:rPr>
-        <w:t>ax1(N</w:t>
-      </w:r>
-      <w:r>
-        <w:rPr>
-          <w:rFonts w:ascii="Times New Roman" w:hAnsi="Times New Roman" w:cs="Times New Roman"/>
-          <w:bCs/>
-          <w:color w:val="000000" w:themeColor="text1"/>
-          <w:vertAlign w:val="subscript"/>
-          <w:lang w:val="en-US"/>
-        </w:rPr>
-        <w:t>10</w:t>
-      </w:r>
-      <w:r>
-        <w:rPr>
-          <w:rFonts w:ascii="Times New Roman" w:hAnsi="Times New Roman" w:cs="Times New Roman"/>
-          <w:bCs/>
-          <w:color w:val="000000" w:themeColor="text1"/>
-          <w:lang w:val="en-US"/>
-        </w:rPr>
-        <w:t xml:space="preserve">) = </w:t>
-      </w:r>
-      <w:r>
-        <w:rPr>
-          <w:rFonts w:ascii="Times New Roman" w:hAnsi="Times New Roman" w:cs="Times New Roman"/>
-          <w:bCs/>
-          <w:color w:val="000000" w:themeColor="text1"/>
-          <w:lang w:val="en-US"/>
-        </w:rPr>
-        <w:t>5</w:t>
-      </w:r>
-      <w:r>
-        <w:rPr>
-          <w:rFonts w:ascii="Times New Roman" w:hAnsi="Times New Roman" w:cs="Times New Roman"/>
-          <w:bCs/>
-          <w:color w:val="000000" w:themeColor="text1"/>
-          <w:lang w:val="en-US"/>
-        </w:rPr>
-        <w:t>*16</w:t>
-      </w:r>
-      <w:r>
-        <w:rPr>
-          <w:rFonts w:ascii="Times New Roman" w:hAnsi="Times New Roman" w:cs="Times New Roman"/>
-          <w:bCs/>
-          <w:color w:val="000000" w:themeColor="text1"/>
-          <w:lang w:val="en-US"/>
-        </w:rPr>
-        <w:t>^2 + 9 * 16 + 1</w:t>
-      </w:r>
-    </w:p>
-    <w:p>
-      <w:pPr>
-        <w:rPr>
-          <w:rFonts w:ascii="Times New Roman" w:hAnsi="Times New Roman" w:cs="Times New Roman"/>
-          <w:bCs/>
-          <w:color w:val="000000" w:themeColor="text1"/>
-          <w:lang w:val="en-US"/>
-        </w:rPr>
-      </w:pPr>
-      <w:r>
-        <w:rPr>
-          <w:rFonts w:ascii="Times New Roman" w:hAnsi="Times New Roman" w:cs="Times New Roman"/>
-          <w:bCs/>
-          <w:color w:val="000000" w:themeColor="text1"/>
-          <w:lang w:val="en-US"/>
-        </w:rPr>
-        <w:t xml:space="preserve">2) </w:t>
-      </w:r>
-      <w:r>
-        <w:rPr>
-          <w:rFonts w:ascii="Times New Roman" w:hAnsi="Times New Roman" w:cs="Times New Roman"/>
-          <w:bCs/>
-          <w:color w:val="000000" w:themeColor="text1"/>
-          <w:lang w:val="en-US"/>
-        </w:rPr>
-        <w:t>N</w:t>
-      </w:r>
-      <w:r>
-        <w:rPr>
-          <w:rFonts w:ascii="Times New Roman" w:hAnsi="Times New Roman" w:cs="Times New Roman"/>
-          <w:bCs/>
-          <w:color w:val="000000" w:themeColor="text1"/>
-          <w:vertAlign w:val="subscript"/>
-          <w:lang w:val="en-US"/>
-        </w:rPr>
-        <w:t>10</w:t>
-      </w:r>
-      <w:r>
-        <w:rPr>
-          <w:rFonts w:ascii="Times New Roman" w:hAnsi="Times New Roman" w:cs="Times New Roman"/>
-          <w:bCs/>
-          <w:color w:val="000000" w:themeColor="text1"/>
-          <w:lang w:val="en-US"/>
-        </w:rPr>
-        <w:t xml:space="preserve"> = </w:t>
-      </w:r>
-      <w:r>
-        <w:rPr>
-          <w:rFonts w:ascii="Times New Roman" w:hAnsi="Times New Roman" w:cs="Times New Roman"/>
-          <w:bCs/>
-          <w:color w:val="000000" w:themeColor="text1"/>
-          <w:lang w:val="en-US"/>
-        </w:rPr>
-        <w:t>[</w:t>
-      </w:r>
-      <w:r>
-        <w:rPr>
-          <w:rFonts w:ascii="Times New Roman" w:hAnsi="Times New Roman" w:cs="Times New Roman"/>
-          <w:bCs/>
-          <w:color w:val="000000" w:themeColor="text1"/>
-          <w:lang w:val="en-US"/>
-        </w:rPr>
-        <w:t>max1(N</w:t>
-      </w:r>
-      <w:r>
-        <w:rPr>
-          <w:rFonts w:ascii="Times New Roman" w:hAnsi="Times New Roman" w:cs="Times New Roman"/>
-          <w:bCs/>
-          <w:color w:val="000000" w:themeColor="text1"/>
-          <w:vertAlign w:val="subscript"/>
-          <w:lang w:val="en-US"/>
-        </w:rPr>
-        <w:t>10</w:t>
-      </w:r>
-      <w:r>
-        <w:rPr>
-          <w:rFonts w:ascii="Times New Roman" w:hAnsi="Times New Roman" w:cs="Times New Roman"/>
-          <w:bCs/>
-          <w:color w:val="000000" w:themeColor="text1"/>
-          <w:lang w:val="en-US"/>
-        </w:rPr>
-        <w:t>)</w:t>
-      </w:r>
-      <w:r>
-        <w:rPr>
-          <w:rFonts w:ascii="Times New Roman" w:hAnsi="Times New Roman" w:cs="Times New Roman"/>
-          <w:bCs/>
-          <w:color w:val="000000" w:themeColor="text1"/>
-          <w:lang w:val="en-US"/>
-        </w:rPr>
-        <w:t xml:space="preserve"> </w:t>
-      </w:r>
-      <w:r>
-        <w:rPr>
-          <w:rFonts w:ascii="Times New Roman" w:hAnsi="Times New Roman" w:cs="Times New Roman"/>
-          <w:bCs/>
-          <w:color w:val="000000" w:themeColor="text1"/>
-          <w:lang w:val="en-US"/>
-        </w:rPr>
-        <w:t>+</w:t>
-      </w:r>
-      <w:r>
-        <w:rPr>
-          <w:rFonts w:ascii="Times New Roman" w:hAnsi="Times New Roman" w:cs="Times New Roman"/>
-          <w:bCs/>
-          <w:color w:val="000000" w:themeColor="text1"/>
-          <w:lang w:val="en-US"/>
-        </w:rPr>
-        <w:t xml:space="preserve"> </w:t>
-      </w:r>
-      <w:r>
-        <w:rPr>
-          <w:rFonts w:ascii="Times New Roman" w:hAnsi="Times New Roman" w:cs="Times New Roman"/>
-          <w:bCs/>
-          <w:color w:val="000000" w:themeColor="text1"/>
-          <w:lang w:val="en-US"/>
-        </w:rPr>
-        <w:t>1</w:t>
-      </w:r>
-      <w:r>
-        <w:rPr>
-          <w:rFonts w:ascii="Times New Roman" w:hAnsi="Times New Roman" w:cs="Times New Roman"/>
-          <w:bCs/>
-          <w:color w:val="000000" w:themeColor="text1"/>
-          <w:lang w:val="en-US"/>
-        </w:rPr>
-        <w:t>,</w:t>
-      </w:r>
-      <w:r>
-        <w:rPr>
-          <w:rFonts w:ascii="Times New Roman" w:hAnsi="Times New Roman" w:cs="Times New Roman"/>
-          <w:bCs/>
-          <w:color w:val="000000" w:themeColor="text1"/>
-          <w:lang w:val="en-US"/>
-        </w:rPr>
-        <w:t xml:space="preserve"> </w:t>
-      </w:r>
-      <w:r>
-        <w:rPr>
-          <w:rFonts w:ascii="Times New Roman" w:hAnsi="Times New Roman" w:cs="Times New Roman"/>
-          <w:bCs/>
-          <w:color w:val="000000" w:themeColor="text1"/>
-          <w:lang w:val="en-US"/>
-        </w:rPr>
-        <w:t>max2(N</w:t>
-      </w:r>
-      <w:r>
-        <w:rPr>
-          <w:rFonts w:ascii="Times New Roman" w:hAnsi="Times New Roman" w:cs="Times New Roman"/>
-          <w:bCs/>
-          <w:color w:val="000000" w:themeColor="text1"/>
-          <w:vertAlign w:val="subscript"/>
-          <w:lang w:val="en-US"/>
-        </w:rPr>
-        <w:t>10</w:t>
-      </w:r>
-      <w:r>
-        <w:rPr>
-          <w:rFonts w:ascii="Times New Roman" w:hAnsi="Times New Roman" w:cs="Times New Roman"/>
-          <w:bCs/>
-          <w:color w:val="000000" w:themeColor="text1"/>
-          <w:lang w:val="en-US"/>
-        </w:rPr>
-        <w:t>)</w:t>
-      </w:r>
-      <w:r>
-        <w:rPr>
-          <w:rFonts w:ascii="Times New Roman" w:hAnsi="Times New Roman" w:cs="Times New Roman"/>
-          <w:bCs/>
-          <w:color w:val="000000" w:themeColor="text1"/>
-          <w:lang w:val="en-US"/>
-        </w:rPr>
-        <w:t>] -&gt; A</w:t>
-      </w:r>
-      <w:r>
-        <w:rPr>
-          <w:rFonts w:ascii="Times New Roman" w:hAnsi="Times New Roman" w:cs="Times New Roman"/>
-          <w:bCs/>
-          <w:color w:val="000000" w:themeColor="text1"/>
-          <w:vertAlign w:val="subscript"/>
-          <w:lang w:val="en-US"/>
-        </w:rPr>
-        <w:t>16</w:t>
-      </w:r>
-      <w:r>
-        <w:rPr>
-          <w:rFonts w:ascii="Times New Roman" w:hAnsi="Times New Roman" w:cs="Times New Roman"/>
-          <w:bCs/>
-          <w:color w:val="000000" w:themeColor="text1"/>
-          <w:lang w:val="en-US"/>
-        </w:rPr>
-        <w:t xml:space="preserve"> = [</w:t>
-      </w:r>
-      <w:r>
-        <w:rPr>
-          <w:rFonts w:ascii="Times New Roman" w:hAnsi="Times New Roman" w:cs="Times New Roman"/>
-          <w:bCs/>
-          <w:color w:val="000000" w:themeColor="text1"/>
-          <w:lang w:val="en-US"/>
-        </w:rPr>
-        <w:t>5A5, FFF</w:t>
-      </w:r>
-      <w:r>
-        <w:rPr>
-          <w:rFonts w:ascii="Times New Roman" w:hAnsi="Times New Roman" w:cs="Times New Roman"/>
-          <w:bCs/>
-          <w:color w:val="000000" w:themeColor="text1"/>
-          <w:lang w:val="en-US"/>
-        </w:rPr>
-        <w:t xml:space="preserve"> </w:t>
-      </w:r>
-      <w:r>
-        <w:rPr>
-          <w:rFonts w:ascii="Times New Roman" w:hAnsi="Times New Roman" w:cs="Times New Roman"/>
-          <w:bCs/>
-          <w:color w:val="000000" w:themeColor="text1"/>
-          <w:lang w:val="en-US"/>
-        </w:rPr>
-        <w:t>-</w:t>
-      </w:r>
-      <w:r>
-        <w:rPr>
-          <w:rFonts w:ascii="Times New Roman" w:hAnsi="Times New Roman" w:cs="Times New Roman"/>
-          <w:bCs/>
-          <w:color w:val="000000" w:themeColor="text1"/>
-          <w:lang w:val="en-US"/>
-        </w:rPr>
-        <w:t xml:space="preserve"> </w:t>
-      </w:r>
-      <w:r>
-        <w:rPr>
-          <w:rFonts w:ascii="Times New Roman" w:hAnsi="Times New Roman" w:cs="Times New Roman"/>
-          <w:bCs/>
-          <w:color w:val="000000" w:themeColor="text1"/>
-          <w:lang w:val="en-US"/>
-        </w:rPr>
-        <w:t>N</w:t>
-      </w:r>
-      <w:r>
-        <w:rPr>
-          <w:rFonts w:ascii="Times New Roman" w:hAnsi="Times New Roman" w:cs="Times New Roman"/>
-          <w:bCs/>
-          <w:color w:val="000000" w:themeColor="text1"/>
-          <w:vertAlign w:val="subscript"/>
-          <w:lang w:val="en-US"/>
-        </w:rPr>
-        <w:t>16</w:t>
-      </w:r>
-      <w:r>
-        <w:rPr>
-          <w:rFonts w:ascii="Times New Roman" w:hAnsi="Times New Roman" w:cs="Times New Roman"/>
-          <w:bCs/>
-          <w:color w:val="000000" w:themeColor="text1"/>
-          <w:lang w:val="en-US"/>
-        </w:rPr>
-        <w:t>]</w:t>
-      </w:r>
-    </w:p>
-    <w:p>
-      <w:pPr>
-        <w:rPr>
-          <w:rFonts w:ascii="Times New Roman" w:hAnsi="Times New Roman" w:cs="Times New Roman"/>
-          <w:bCs/>
-          <w:color w:val="000000" w:themeColor="text1"/>
-          <w:lang w:val="en-US"/>
-        </w:rPr>
-      </w:pPr>
-      <w:r>
-        <w:rPr>
-          <w:rFonts w:ascii="Times New Roman" w:hAnsi="Times New Roman" w:cs="Times New Roman"/>
-          <w:bCs/>
-          <w:color w:val="000000" w:themeColor="text1"/>
-          <w:lang w:val="en-US"/>
-        </w:rPr>
-        <w:t>max2(N</w:t>
-      </w:r>
-      <w:r>
-        <w:rPr>
-          <w:rFonts w:ascii="Times New Roman" w:hAnsi="Times New Roman" w:cs="Times New Roman"/>
-          <w:bCs/>
-          <w:color w:val="000000" w:themeColor="text1"/>
-          <w:vertAlign w:val="subscript"/>
-          <w:lang w:val="en-US"/>
-        </w:rPr>
-        <w:t>10</w:t>
-      </w:r>
-      <w:r>
-        <w:rPr>
-          <w:rFonts w:ascii="Times New Roman" w:hAnsi="Times New Roman" w:cs="Times New Roman"/>
-          <w:bCs/>
-          <w:color w:val="000000" w:themeColor="text1"/>
-          <w:lang w:val="en-US"/>
-        </w:rPr>
-        <w:t xml:space="preserve">) = </w:t>
-      </w:r>
-      <w:r>
-        <w:rPr>
-          <w:rFonts w:ascii="Times New Roman" w:hAnsi="Times New Roman" w:cs="Times New Roman"/>
-          <w:bCs/>
-          <w:color w:val="000000" w:themeColor="text1"/>
-          <w:lang w:val="en-US"/>
-        </w:rPr>
-        <w:t>10*16^2 + 5*16 +</w:t>
-      </w:r>
-      <w:r>
-        <w:rPr>
-          <w:rFonts w:ascii="Times New Roman" w:hAnsi="Times New Roman" w:cs="Times New Roman"/>
-          <w:bCs/>
-          <w:color w:val="000000" w:themeColor="text1"/>
-          <w:lang w:val="en-US"/>
-        </w:rPr>
-        <w:t xml:space="preserve"> 10</w:t>
-      </w:r>
-    </w:p>
-    <w:p>
-      <w:pPr>
-        <w:rPr>
-          <w:rFonts w:ascii="Times New Roman" w:hAnsi="Times New Roman" w:cs="Times New Roman"/>
-          <w:bCs/>
-          <w:color w:val="000000" w:themeColor="text1"/>
-          <w:lang w:val="en-US"/>
-        </w:rPr>
-      </w:pPr>
-      <w:r>
-        <w:rPr>
-          <w:rFonts w:ascii="Times New Roman" w:hAnsi="Times New Roman" w:cs="Times New Roman"/>
-          <w:bCs/>
-          <w:color w:val="000000" w:themeColor="text1"/>
-          <w:lang w:val="en-US"/>
-        </w:rPr>
-        <w:t>B</w:t>
-      </w:r>
-      <w:r>
-        <w:rPr>
-          <w:rFonts w:ascii="Times New Roman" w:hAnsi="Times New Roman" w:cs="Times New Roman"/>
-          <w:bCs/>
-          <w:color w:val="000000" w:themeColor="text1"/>
-          <w:vertAlign w:val="subscript"/>
-          <w:lang w:val="en-US"/>
-        </w:rPr>
-        <w:t>16</w:t>
-      </w:r>
-      <w:r>
-        <w:rPr>
-          <w:rFonts w:ascii="Times New Roman" w:hAnsi="Times New Roman" w:cs="Times New Roman"/>
-          <w:bCs/>
-          <w:color w:val="000000" w:themeColor="text1"/>
-          <w:lang w:val="en-US"/>
-        </w:rPr>
-        <w:t xml:space="preserve"> = [A</w:t>
-      </w:r>
-      <w:r>
-        <w:rPr>
-          <w:rFonts w:ascii="Times New Roman" w:hAnsi="Times New Roman" w:cs="Times New Roman"/>
-          <w:bCs/>
-          <w:color w:val="000000" w:themeColor="text1"/>
-          <w:vertAlign w:val="subscript"/>
-          <w:lang w:val="en-US"/>
-        </w:rPr>
-        <w:t>16</w:t>
-      </w:r>
-      <w:r>
-        <w:rPr>
-          <w:rFonts w:ascii="Times New Roman" w:hAnsi="Times New Roman" w:cs="Times New Roman"/>
-          <w:bCs/>
-          <w:color w:val="000000" w:themeColor="text1"/>
-          <w:lang w:val="en-US"/>
-        </w:rPr>
-        <w:t>, A</w:t>
-      </w:r>
-      <w:r>
-        <w:rPr>
-          <w:rFonts w:ascii="Times New Roman" w:hAnsi="Times New Roman" w:cs="Times New Roman"/>
-          <w:bCs/>
-          <w:color w:val="000000" w:themeColor="text1"/>
-          <w:vertAlign w:val="subscript"/>
-          <w:lang w:val="en-US"/>
-        </w:rPr>
-        <w:t xml:space="preserve">16 </w:t>
-      </w:r>
-      <w:r>
-        <w:rPr>
-          <w:rFonts w:ascii="Times New Roman" w:hAnsi="Times New Roman" w:cs="Times New Roman"/>
-          <w:bCs/>
-          <w:color w:val="000000" w:themeColor="text1"/>
-          <w:lang w:val="en-US"/>
-        </w:rPr>
-        <w:t>+</w:t>
-      </w:r>
-      <w:r>
-        <w:rPr>
-          <w:rFonts w:ascii="Times New Roman" w:hAnsi="Times New Roman" w:cs="Times New Roman"/>
-          <w:bCs/>
-          <w:color w:val="000000" w:themeColor="text1"/>
-          <w:lang w:val="en-US"/>
-        </w:rPr>
-        <w:t xml:space="preserve"> </w:t>
-      </w:r>
-      <w:r>
-        <w:rPr>
-          <w:rFonts w:ascii="Times New Roman" w:hAnsi="Times New Roman" w:cs="Times New Roman"/>
-          <w:bCs/>
-          <w:color w:val="000000" w:themeColor="text1"/>
-          <w:lang w:val="en-US"/>
-        </w:rPr>
-        <w:t>N</w:t>
-      </w:r>
-      <w:r>
-        <w:rPr>
-          <w:rFonts w:ascii="Times New Roman" w:hAnsi="Times New Roman" w:cs="Times New Roman"/>
-          <w:bCs/>
-          <w:color w:val="000000" w:themeColor="text1"/>
-          <w:vertAlign w:val="subscript"/>
-          <w:lang w:val="en-US"/>
-        </w:rPr>
-        <w:t>16</w:t>
-      </w:r>
-      <w:r>
-        <w:rPr>
-          <w:rFonts w:ascii="Times New Roman" w:hAnsi="Times New Roman" w:cs="Times New Roman"/>
-          <w:bCs/>
-          <w:color w:val="000000" w:themeColor="text1"/>
-          <w:vertAlign w:val="subscript"/>
-          <w:lang w:val="en-US"/>
-        </w:rPr>
-        <w:t xml:space="preserve"> </w:t>
-      </w:r>
-      <w:r>
-        <w:rPr>
-          <w:rFonts w:ascii="Times New Roman" w:hAnsi="Times New Roman" w:cs="Times New Roman"/>
-          <w:bCs/>
-          <w:color w:val="000000" w:themeColor="text1"/>
-          <w:lang w:val="en-US"/>
-        </w:rPr>
-        <w:t>- 1</w:t>
-      </w:r>
-      <w:r>
-        <w:rPr>
-          <w:rFonts w:ascii="Times New Roman" w:hAnsi="Times New Roman" w:cs="Times New Roman"/>
-          <w:bCs/>
-          <w:color w:val="000000" w:themeColor="text1"/>
-          <w:lang w:val="en-US"/>
-        </w:rPr>
-        <w:t>]</w:t>
-      </w:r>
     </w:p>
     <w:p>
       <w:pPr>
@@ -6070,26 +4671,27 @@
           <w:rFonts w:ascii="Times New Roman" w:hAnsi="Times New Roman" w:cs="Times New Roman"/>
           <w:b/>
           <w:bCs/>
-          <w:lang w:val="en-US"/>
         </w:rPr>
       </w:pPr>
       <w:r>
         <w:rPr>
           <w:rFonts w:ascii="Times New Roman" w:hAnsi="Times New Roman" w:cs="Times New Roman"/>
-          <w:lang w:val="en-US"/>
         </w:rPr>
         <w:br w:type="page"/>
       </w:r>
       <w:bookmarkStart w:id="2" w:name="_Toc87370219"/>
+      <w:proofErr w:type="spellStart"/>
       <w:r>
         <w:rPr>
           <w:rFonts w:ascii="Times New Roman" w:hAnsi="Times New Roman" w:cs="Times New Roman"/>
           <w:b/>
           <w:bCs/>
         </w:rPr>
+        <w:lastRenderedPageBreak/>
         <w:t>Трассировк</w:t>
       </w:r>
       <w:bookmarkEnd w:id="2"/>
+      <w:proofErr w:type="spellEnd"/>
       <w:r>
         <w:rPr>
           <w:rFonts w:ascii="Times New Roman" w:hAnsi="Times New Roman" w:cs="Times New Roman"/>
@@ -6104,7 +4706,6 @@
           <w:rFonts w:ascii="Times New Roman" w:hAnsi="Times New Roman" w:cs="Times New Roman"/>
           <w:b/>
           <w:bCs/>
-          <w:lang w:val="en-US"/>
         </w:rPr>
         <w:t>:</w:t>
       </w:r>
@@ -11925,6 +10526,13 @@
               <w:rPr>
                 <w:rFonts w:ascii="Times New Roman" w:hAnsi="Times New Roman" w:cs="Times New Roman"/>
                 <w:szCs w:val="24"/>
+              </w:rPr>
+              <w:t>000</w:t>
+            </w:r>
+            <w:r>
+              <w:rPr>
+                <w:rFonts w:ascii="Times New Roman" w:hAnsi="Times New Roman" w:cs="Times New Roman"/>
+                <w:szCs w:val="24"/>
                 <w:lang w:val="en-US"/>
               </w:rPr>
               <w:t>4</w:t>
@@ -11990,6 +10598,13 @@
               <w:rPr>
                 <w:rFonts w:ascii="Times New Roman" w:hAnsi="Times New Roman" w:cs="Times New Roman"/>
                 <w:szCs w:val="24"/>
+              </w:rPr>
+              <w:t>000</w:t>
+            </w:r>
+            <w:r>
+              <w:rPr>
+                <w:rFonts w:ascii="Times New Roman" w:hAnsi="Times New Roman" w:cs="Times New Roman"/>
+                <w:szCs w:val="24"/>
                 <w:lang w:val="en-US"/>
               </w:rPr>
               <w:t>3</w:t>
@@ -12118,6 +10733,13 @@
                 <w:lang w:val="en-US"/>
               </w:rPr>
             </w:pPr>
+            <w:r>
+              <w:rPr>
+                <w:rFonts w:ascii="Times New Roman" w:hAnsi="Times New Roman" w:cs="Times New Roman"/>
+                <w:szCs w:val="24"/>
+              </w:rPr>
+              <w:t>000</w:t>
+            </w:r>
             <w:r>
               <w:rPr>
                 <w:rFonts w:ascii="Times New Roman" w:hAnsi="Times New Roman" w:cs="Times New Roman"/>
@@ -12519,6 +11141,7 @@
                 <w:rFonts w:ascii="Times New Roman" w:hAnsi="Times New Roman" w:cs="Times New Roman"/>
                 <w:szCs w:val="24"/>
               </w:rPr>
+              <w:lastRenderedPageBreak/>
               <w:t>59D</w:t>
             </w:r>
           </w:p>
@@ -14501,6 +13124,13 @@
               <w:rPr>
                 <w:rFonts w:ascii="Times New Roman" w:hAnsi="Times New Roman" w:cs="Times New Roman"/>
                 <w:szCs w:val="24"/>
+              </w:rPr>
+              <w:t>000</w:t>
+            </w:r>
+            <w:r>
+              <w:rPr>
+                <w:rFonts w:ascii="Times New Roman" w:hAnsi="Times New Roman" w:cs="Times New Roman"/>
+                <w:szCs w:val="24"/>
                 <w:lang w:val="en-US"/>
               </w:rPr>
               <w:t>3</w:t>
@@ -14566,6 +13196,13 @@
               <w:rPr>
                 <w:rFonts w:ascii="Times New Roman" w:hAnsi="Times New Roman" w:cs="Times New Roman"/>
                 <w:szCs w:val="24"/>
+              </w:rPr>
+              <w:t>000</w:t>
+            </w:r>
+            <w:r>
+              <w:rPr>
+                <w:rFonts w:ascii="Times New Roman" w:hAnsi="Times New Roman" w:cs="Times New Roman"/>
+                <w:szCs w:val="24"/>
                 <w:lang w:val="en-US"/>
               </w:rPr>
               <w:t>2</w:t>
@@ -14693,6 +13330,13 @@
                 <w:szCs w:val="24"/>
               </w:rPr>
             </w:pPr>
+            <w:r>
+              <w:rPr>
+                <w:rFonts w:ascii="Times New Roman" w:hAnsi="Times New Roman" w:cs="Times New Roman"/>
+                <w:szCs w:val="24"/>
+              </w:rPr>
+              <w:t>000</w:t>
+            </w:r>
             <w:r>
               <w:rPr>
                 <w:rFonts w:ascii="Times New Roman" w:hAnsi="Times New Roman" w:cs="Times New Roman"/>
@@ -17076,6 +15720,13 @@
               <w:rPr>
                 <w:rFonts w:ascii="Times New Roman" w:hAnsi="Times New Roman" w:cs="Times New Roman"/>
                 <w:szCs w:val="24"/>
+              </w:rPr>
+              <w:t>000</w:t>
+            </w:r>
+            <w:r>
+              <w:rPr>
+                <w:rFonts w:ascii="Times New Roman" w:hAnsi="Times New Roman" w:cs="Times New Roman"/>
+                <w:szCs w:val="24"/>
                 <w:lang w:val="en-US"/>
               </w:rPr>
               <w:t>2</w:t>
@@ -17141,6 +15792,13 @@
               <w:rPr>
                 <w:rFonts w:ascii="Times New Roman" w:hAnsi="Times New Roman" w:cs="Times New Roman"/>
                 <w:szCs w:val="24"/>
+              </w:rPr>
+              <w:t>000</w:t>
+            </w:r>
+            <w:r>
+              <w:rPr>
+                <w:rFonts w:ascii="Times New Roman" w:hAnsi="Times New Roman" w:cs="Times New Roman"/>
+                <w:szCs w:val="24"/>
                 <w:lang w:val="en-US"/>
               </w:rPr>
               <w:t>1</w:t>
@@ -17276,6 +15934,13 @@
                 <w:szCs w:val="24"/>
               </w:rPr>
             </w:pPr>
+            <w:r>
+              <w:rPr>
+                <w:rFonts w:ascii="Times New Roman" w:hAnsi="Times New Roman" w:cs="Times New Roman"/>
+                <w:szCs w:val="24"/>
+              </w:rPr>
+              <w:t>000</w:t>
+            </w:r>
             <w:r>
               <w:rPr>
                 <w:rFonts w:ascii="Times New Roman" w:hAnsi="Times New Roman" w:cs="Times New Roman"/>
@@ -18615,6 +17280,13 @@
               <w:rPr>
                 <w:rFonts w:ascii="Times New Roman" w:hAnsi="Times New Roman" w:cs="Times New Roman"/>
                 <w:szCs w:val="24"/>
+              </w:rPr>
+              <w:t>000</w:t>
+            </w:r>
+            <w:r>
+              <w:rPr>
+                <w:rFonts w:ascii="Times New Roman" w:hAnsi="Times New Roman" w:cs="Times New Roman"/>
+                <w:szCs w:val="24"/>
                 <w:lang w:val="en-US"/>
               </w:rPr>
               <w:t>1</w:t>
@@ -18680,6 +17352,13 @@
               <w:rPr>
                 <w:rFonts w:ascii="Times New Roman" w:hAnsi="Times New Roman" w:cs="Times New Roman"/>
                 <w:szCs w:val="24"/>
+              </w:rPr>
+              <w:t>000</w:t>
+            </w:r>
+            <w:r>
+              <w:rPr>
+                <w:rFonts w:ascii="Times New Roman" w:hAnsi="Times New Roman" w:cs="Times New Roman"/>
+                <w:szCs w:val="24"/>
                 <w:lang w:val="en-US"/>
               </w:rPr>
               <w:t>0</w:t>
@@ -18807,6 +17486,13 @@
                 <w:szCs w:val="24"/>
               </w:rPr>
             </w:pPr>
+            <w:r>
+              <w:rPr>
+                <w:rFonts w:ascii="Times New Roman" w:hAnsi="Times New Roman" w:cs="Times New Roman"/>
+                <w:szCs w:val="24"/>
+              </w:rPr>
+              <w:t>000</w:t>
+            </w:r>
             <w:r>
               <w:rPr>
                 <w:rFonts w:ascii="Times New Roman" w:hAnsi="Times New Roman" w:cs="Times New Roman"/>
@@ -20834,6 +19520,13 @@
               <w:rPr>
                 <w:rFonts w:ascii="Times New Roman" w:hAnsi="Times New Roman" w:cs="Times New Roman"/>
                 <w:szCs w:val="24"/>
+              </w:rPr>
+              <w:t>000</w:t>
+            </w:r>
+            <w:r>
+              <w:rPr>
+                <w:rFonts w:ascii="Times New Roman" w:hAnsi="Times New Roman" w:cs="Times New Roman"/>
+                <w:szCs w:val="24"/>
                 <w:lang w:val="en-US"/>
               </w:rPr>
               <w:t>0</w:t>
@@ -21029,6 +19722,13 @@
                 <w:lang w:val="en-US"/>
               </w:rPr>
             </w:pPr>
+            <w:r>
+              <w:rPr>
+                <w:rFonts w:ascii="Times New Roman" w:hAnsi="Times New Roman" w:cs="Times New Roman"/>
+                <w:szCs w:val="24"/>
+              </w:rPr>
+              <w:t>000</w:t>
+            </w:r>
             <w:r>
               <w:rPr>
                 <w:rFonts w:ascii="Times New Roman" w:hAnsi="Times New Roman" w:cs="Times New Roman"/>
@@ -21435,6 +20135,7 @@
           <w:sz w:val="36"/>
           <w:szCs w:val="36"/>
         </w:rPr>
+        <w:lastRenderedPageBreak/>
         <w:t>Вывод</w:t>
       </w:r>
       <w:bookmarkEnd w:id="3"/>
@@ -21538,11 +20239,14 @@
       <w:pPr>
         <w:rPr>
           <w:rFonts w:ascii="Times New Roman" w:hAnsi="Times New Roman" w:cs="Times New Roman"/>
+          <w:szCs w:val="24"/>
+          <w:lang w:val="en-US"/>
         </w:rPr>
       </w:pPr>
       <w:r>
         <w:rPr>
           <w:rFonts w:ascii="Times New Roman" w:hAnsi="Times New Roman" w:cs="Times New Roman"/>
+          <w:lang w:val="en-US"/>
         </w:rPr>
         <w:br w:type="page"/>
       </w:r>
@@ -21564,6 +20268,7 @@
           <w:rFonts w:ascii="Times New Roman" w:hAnsi="Times New Roman" w:cs="Times New Roman"/>
           <w:color w:val="000000"/>
         </w:rPr>
+        <w:lastRenderedPageBreak/>
         <w:t>Список литературы</w:t>
       </w:r>
       <w:bookmarkEnd w:id="5"/>
@@ -21587,7 +20292,23 @@
           <w:rFonts w:ascii="Times New Roman" w:eastAsia="Times New Roman" w:hAnsi="Times New Roman" w:cs="Times New Roman"/>
           <w:lang w:eastAsia="ru-RU" w:bidi="ar-SA"/>
         </w:rPr>
-        <w:t xml:space="preserve">Клименков С.В. Основы профессиональной дятельности. Часть первая. 2018-2019 год. – Режим доступа: </w:t>
+        <w:t xml:space="preserve">Клименков С.В. Основы профессиональной </w:t>
+      </w:r>
+      <w:proofErr w:type="spellStart"/>
+      <w:r>
+        <w:rPr>
+          <w:rFonts w:ascii="Times New Roman" w:eastAsia="Times New Roman" w:hAnsi="Times New Roman" w:cs="Times New Roman"/>
+          <w:lang w:eastAsia="ru-RU" w:bidi="ar-SA"/>
+        </w:rPr>
+        <w:t>дятельности</w:t>
+      </w:r>
+      <w:proofErr w:type="spellEnd"/>
+      <w:r>
+        <w:rPr>
+          <w:rFonts w:ascii="Times New Roman" w:eastAsia="Times New Roman" w:hAnsi="Times New Roman" w:cs="Times New Roman"/>
+          <w:lang w:eastAsia="ru-RU" w:bidi="ar-SA"/>
+        </w:rPr>
+        <w:t xml:space="preserve">. Часть первая. 2018-2019 год. – Режим доступа: </w:t>
       </w:r>
       <w:hyperlink r:id="rId8">
         <w:r>
